--- a/teaching-design.docx
+++ b/teaching-design.docx
@@ -3189,8 +3189,148 @@
       </w:pPr>
     </w:p>
     <w:p>
+      <w:pPr>
+        <w:keepNext/>
+        <w:spacing w:before="200" w:after="80"/>
+      </w:pPr>
       <w:r>
-        <w:br w:type="page"/>
+        <w:rPr>
+          <w:rFonts w:ascii="Times New Roman" w:hAnsi="Times New Roman" w:eastAsia="黑体"/>
+          <w:b/>
+          <w:sz w:val="23"/>
+        </w:rPr>
+        <w:t>7.4　画面语言：为什么是白 + 蓝</w:t>
+      </w:r>
+    </w:p>
+    <w:p>
+      <w:pPr>
+        <w:spacing w:after="80" w:before="0" w:line="360" w:lineRule="auto"/>
+        <w:ind w:firstLine="420"/>
+      </w:pPr>
+      <w:r>
+        <w:rPr>
+          <w:rFonts w:ascii="Times New Roman" w:hAnsi="Times New Roman" w:eastAsia="宋体"/>
+          <w:b w:val="0"/>
+          <w:sz w:val="21"/>
+        </w:rPr>
+        <w:t>课件的配色不是审美选择，而是三个约束条件解出来的唯一结果。</w:t>
+      </w:r>
+    </w:p>
+    <w:p>
+      <w:pPr>
+        <w:spacing w:after="60" w:line="360" w:lineRule="auto"/>
+        <w:ind w:left="420" w:hanging="210"/>
+      </w:pPr>
+      <w:r>
+        <w:rPr>
+          <w:rFonts w:ascii="Times New Roman" w:hAnsi="Times New Roman" w:eastAsia="宋体"/>
+          <w:sz w:val="21"/>
+        </w:rPr>
+        <w:t xml:space="preserve">· </w:t>
+      </w:r>
+      <w:r>
+        <w:rPr>
+          <w:rFonts w:ascii="Times New Roman" w:hAnsi="Times New Roman" w:eastAsia="宋体"/>
+          <w:b/>
+          <w:sz w:val="21"/>
+        </w:rPr>
+        <w:t>和纸面同色系。</w:t>
+      </w:r>
+      <w:r>
+        <w:rPr>
+          <w:rFonts w:ascii="Times New Roman" w:hAnsi="Times New Roman" w:eastAsia="宋体"/>
+          <w:b w:val="0"/>
+          <w:sz w:val="21"/>
+        </w:rPr>
+        <w:t xml:space="preserve"> 讲义、板书、学生学案都是白纸黑字，屏幕若用深色底，学生在纸上记下的颜色和屏幕对不上，每次指认"蓝线是净光合"都要多绕一次转换。白底 + 蓝主色让屏幕与纸面共享同一套色彩记忆。</w:t>
+      </w:r>
+    </w:p>
+    <w:p>
+      <w:pPr>
+        <w:spacing w:after="60" w:line="360" w:lineRule="auto"/>
+        <w:ind w:left="420" w:hanging="210"/>
+      </w:pPr>
+      <w:r>
+        <w:rPr>
+          <w:rFonts w:ascii="Times New Roman" w:hAnsi="Times New Roman" w:eastAsia="宋体"/>
+          <w:sz w:val="21"/>
+        </w:rPr>
+        <w:t xml:space="preserve">· </w:t>
+      </w:r>
+      <w:r>
+        <w:rPr>
+          <w:rFonts w:ascii="Times New Roman" w:hAnsi="Times New Roman" w:eastAsia="宋体"/>
+          <w:b/>
+          <w:sz w:val="21"/>
+        </w:rPr>
+        <w:t>抗环境光。</w:t>
+      </w:r>
+      <w:r>
+        <w:rPr>
+          <w:rFonts w:ascii="Times New Roman" w:hAnsi="Times New Roman" w:eastAsia="宋体"/>
+          <w:b w:val="0"/>
+          <w:sz w:val="21"/>
+        </w:rPr>
+        <w:t xml:space="preserve"> 公开课教室通常只关前半段灯，屏幕上有环境光反射。深色底在偏亮的投影上会整体发灰、暗部糊成一片；浅色底即使偏亮，也只是对比度下降，结构仍然清楚。代价是"发光"这种表达手段不能再用了，所以强度改由读数承担（见下）。</w:t>
+      </w:r>
+    </w:p>
+    <w:p>
+      <w:pPr>
+        <w:spacing w:after="60" w:line="360" w:lineRule="auto"/>
+        <w:ind w:left="420" w:hanging="210"/>
+      </w:pPr>
+      <w:r>
+        <w:rPr>
+          <w:rFonts w:ascii="Times New Roman" w:hAnsi="Times New Roman" w:eastAsia="宋体"/>
+          <w:sz w:val="21"/>
+        </w:rPr>
+        <w:t xml:space="preserve">· </w:t>
+      </w:r>
+      <w:r>
+        <w:rPr>
+          <w:rFonts w:ascii="Times New Roman" w:hAnsi="Times New Roman" w:eastAsia="宋体"/>
+          <w:b/>
+          <w:sz w:val="21"/>
+        </w:rPr>
+        <w:t>全站只有一套语义色。</w:t>
+      </w:r>
+      <w:r>
+        <w:rPr>
+          <w:rFonts w:ascii="Times New Roman" w:hAnsi="Times New Roman" w:eastAsia="宋体"/>
+          <w:b w:val="0"/>
+          <w:sz w:val="21"/>
+        </w:rPr>
+        <w:t xml:space="preserve"> 绿＝总光合 / O₂ 释放，琥珀＝呼吸 / CO₂，蓝＝净光合 / H₂O 上行，红＝负值。粒子流、曲线图、图例、三个数字、推导 chips 共用这一套色，学生只需要记一次。任何地方出现第二套色，都是认知负担。</w:t>
+      </w:r>
+    </w:p>
+    <w:p>
+      <w:pPr>
+        <w:spacing w:after="80" w:before="0" w:line="360" w:lineRule="auto"/>
+        <w:ind w:firstLine="420"/>
+      </w:pPr>
+      <w:r>
+        <w:rPr>
+          <w:rFonts w:ascii="Times New Roman" w:hAnsi="Times New Roman" w:eastAsia="宋体"/>
+          <w:b w:val="0"/>
+          <w:sz w:val="21"/>
+        </w:rPr>
+        <w:t>由此产生一条设计红线：</w:t>
+      </w:r>
+      <w:r>
+        <w:rPr>
+          <w:rFonts w:ascii="Times New Roman" w:hAnsi="Times New Roman" w:eastAsia="宋体"/>
+          <w:b/>
+          <w:sz w:val="21"/>
+        </w:rPr>
+        <w:t>强度不能用亮度表达，必须用读数表达。</w:t>
+      </w:r>
+      <w:r>
+        <w:rPr>
+          <w:rFonts w:ascii="Times New Roman" w:hAnsi="Times New Roman" w:eastAsia="宋体"/>
+          <w:b w:val="0"/>
+          <w:sz w:val="21"/>
+        </w:rPr>
+        <w:t>白底上"更亮"没有去处，所以舞台右上角常驻一张「实验条件」卡片，光照与温度一直显示——按 H 进入纯净投影时，所有面板都隐藏，这张卡片仍然在，学生随时知道自己看到的是哪个条件。</w:t>
       </w:r>
     </w:p>
     <w:p>
@@ -3974,7 +4114,7 @@
           <w:b w:val="0"/>
           <w:sz w:val="21"/>
         </w:rPr>
-        <w:t>：能描述出绿色点从叶片向外飘、橙色点从外向内、蓝色点沿茎向上、淡黄点向下。少数学生会把呼吸的橙红点也算进"光合"。</w:t>
+        <w:t>：能描述出绿色点从叶片向外飘、橙色点从外向内、蓝色点沿茎向上、金黄色点向下。少数学生会把呼吸的橙红点也算进"光合"。</w:t>
       </w:r>
     </w:p>
     <w:p>
@@ -9997,7 +10137,7 @@
           <w:b/>
           <w:sz w:val="21"/>
         </w:rPr>
-        <w:t>方案三：投影偏色。</w:t>
+        <w:t>方案三：投影偏亮或偏白。</w:t>
       </w:r>
       <w:r>
         <w:rPr>
@@ -10005,7 +10145,7 @@
           <w:b w:val="0"/>
           <w:sz w:val="21"/>
         </w:rPr>
-        <w:t xml:space="preserve"> 课件以深色为主，若投影偏暗，可提高投影亮度或在教室拉前半段窗帘；不建议改页面配色，深色背景是为了让发光粒子读得清。</w:t>
+        <w:t xml:space="preserve"> 课件是白 + 蓝的浅色版式，投影亮度过高时整屏层次会被压平。建议把投影调到"演示 / 标准"模式（对比度略高、亮度适中），避免强侧光直射屏幕；正午反光严重时可拉上前排半扇窗帘。不要自行把页面改成深色——浅色底是为了让屏幕、讲义、板书三者色一致，改了之后学生在纸上记的颜色就和屏幕对不上了。</w:t>
       </w:r>
     </w:p>
     <w:p>

--- a/teaching-design.docx
+++ b/teaching-design.docx
@@ -3322,7 +3322,7 @@
           <w:b/>
           <w:sz w:val="21"/>
         </w:rPr>
-        <w:t>强度不能用亮度表达，必须用读数表达。</w:t>
+        <w:t>强度不能只靠"画面变亮"表达，必须落到读数上。</w:t>
       </w:r>
       <w:r>
         <w:rPr>
@@ -3330,7 +3330,37 @@
           <w:b w:val="0"/>
           <w:sz w:val="21"/>
         </w:rPr>
-        <w:t>白底上"更亮"没有去处，所以舞台右上角常驻一张「实验条件」卡片，光照与温度一直显示——按 H 进入纯净投影时，所有面板都隐藏，这张卡片仍然在，学生随时知道自己看到的是哪个条件。</w:t>
+        <w:t>白底上"更亮"没有多少余量，整片提亮只会被读成"曝光变了"，而不是"光变强了"。所以课件把光强做成一件</w:t>
+      </w:r>
+      <w:r>
+        <w:rPr>
+          <w:rFonts w:ascii="Times New Roman" w:hAnsi="Times New Roman" w:eastAsia="宋体"/>
+          <w:b/>
+          <w:sz w:val="21"/>
+        </w:rPr>
+        <w:t>看得见的因果</w:t>
+      </w:r>
+      <w:r>
+        <w:rPr>
+          <w:rFonts w:ascii="Times New Roman" w:hAnsi="Times New Roman" w:eastAsia="宋体"/>
+          <w:b w:val="0"/>
+          <w:sz w:val="21"/>
+        </w:rPr>
+        <w:t>：舞台顶部吊着一盏条形日光灯，拖动光照滑杆时，灯管由冷灰转为暖白、灯下浮起一层暖晕、地面铺开一块边缘柔和的光池、投影的方向始终跟着灯走。学生看到的是"灯开得更足了"，不是"屏幕被调亮了"。</w:t>
+      </w:r>
+    </w:p>
+    <w:p>
+      <w:pPr>
+        <w:spacing w:after="80" w:before="0" w:line="360" w:lineRule="auto"/>
+        <w:ind w:firstLine="420"/>
+      </w:pPr>
+      <w:r>
+        <w:rPr>
+          <w:rFonts w:ascii="Times New Roman" w:hAnsi="Times New Roman" w:eastAsia="宋体"/>
+          <w:b w:val="0"/>
+          <w:sz w:val="21"/>
+        </w:rPr>
+        <w:t>灯负责定性的因果，读数负责定量的锚。舞台右上角常驻一张「实验条件」卡片，光照与温度一直显示；按 H 进入纯净投影时所有面板都隐藏，这张卡片仍然在，学生随时知道自己看到的是哪个条件。两者缺一不可——只有灯，学生会把"亮"当成"光合速率"；只有读数，条件变化就失去了可感的入口。</w:t>
       </w:r>
     </w:p>
     <w:p>

--- a/teaching-design.docx
+++ b/teaching-design.docx
@@ -6455,7 +6455,7 @@
                 <w:rFonts w:ascii="Times New Roman" w:hAnsi="Times New Roman" w:eastAsia="宋体"/>
                 <w:sz w:val="19"/>
               </w:rPr>
-              <w:t xml:space="preserve">　　光饱和点 ≈ 943</w:t>
+              <w:t xml:space="preserve">　　光饱和点 ≈ 1270</w:t>
             </w:r>
           </w:p>
           <w:p>
@@ -8811,7 +8811,7 @@
                 <w:b w:val="0"/>
                 <w:sz w:val="19"/>
               </w:rPr>
-              <w:t>≈ 943</w:t>
+              <w:t>≈ 1270</w:t>
             </w:r>
           </w:p>
         </w:tc>
@@ -8830,7 +8830,7 @@
                 <w:b w:val="0"/>
                 <w:sz w:val="19"/>
               </w:rPr>
-              <w:t>23.0</w:t>
+              <w:t>24.8</w:t>
             </w:r>
           </w:p>
         </w:tc>
@@ -8868,7 +8868,7 @@
                 <w:b w:val="0"/>
                 <w:sz w:val="19"/>
               </w:rPr>
-              <w:t>20.9</w:t>
+              <w:t>22.7</w:t>
             </w:r>
           </w:p>
         </w:tc>
@@ -9858,7 +9858,7 @@
                 <w:b w:val="0"/>
                 <w:sz w:val="19"/>
               </w:rPr>
-              <w:t>H</w:t>
+              <w:t>C</w:t>
             </w:r>
           </w:p>
         </w:tc>
@@ -9878,6 +9878,69 @@
                 <w:b w:val="0"/>
                 <w:sz w:val="19"/>
               </w:rPr>
+              <w:t>展开 / 收起「化学式与能量流」抽屉</w:t>
+            </w:r>
+          </w:p>
+        </w:tc>
+        <w:tc>
+          <w:tcPr>
+            <w:tcW w:type="dxa" w:w="3175"/>
+            <w:shd w:val="clear" w:color="auto" w:fill="F2F7F4"/>
+          </w:tcPr>
+          <w:p>
+            <w:pPr>
+              <w:spacing w:after="20" w:before="20" w:line="300" w:lineRule="auto"/>
+            </w:pPr>
+            <w:r/>
+            <w:r>
+              <w:rPr>
+                <w:rFonts w:ascii="Times New Roman" w:hAnsi="Times New Roman" w:eastAsia="宋体"/>
+                <w:b w:val="0"/>
+                <w:sz w:val="19"/>
+              </w:rPr>
+              <w:t>板书化学式时照着念（内容同附录 E）</w:t>
+            </w:r>
+          </w:p>
+        </w:tc>
+      </w:tr>
+      <w:tr>
+        <w:trPr>
+          <w:cantSplit/>
+        </w:trPr>
+        <w:tc>
+          <w:tcPr>
+            <w:tcW w:type="dxa" w:w="1247"/>
+          </w:tcPr>
+          <w:p>
+            <w:pPr>
+              <w:spacing w:after="20" w:before="20" w:line="300" w:lineRule="auto"/>
+            </w:pPr>
+            <w:r/>
+            <w:r>
+              <w:rPr>
+                <w:rFonts w:ascii="Times New Roman" w:hAnsi="Times New Roman" w:eastAsia="宋体"/>
+                <w:b w:val="0"/>
+                <w:sz w:val="19"/>
+              </w:rPr>
+              <w:t>H</w:t>
+            </w:r>
+          </w:p>
+        </w:tc>
+        <w:tc>
+          <w:tcPr>
+            <w:tcW w:type="dxa" w:w="4195"/>
+          </w:tcPr>
+          <w:p>
+            <w:pPr>
+              <w:spacing w:after="20" w:before="20" w:line="300" w:lineRule="auto"/>
+            </w:pPr>
+            <w:r/>
+            <w:r>
+              <w:rPr>
+                <w:rFonts w:ascii="Times New Roman" w:hAnsi="Times New Roman" w:eastAsia="宋体"/>
+                <w:b w:val="0"/>
+                <w:sz w:val="19"/>
+              </w:rPr>
               <w:t>纯净模式，隐藏全部面板</w:t>
             </w:r>
           </w:p>
@@ -9885,7 +9948,6 @@
         <w:tc>
           <w:tcPr>
             <w:tcW w:type="dxa" w:w="3175"/>
-            <w:shd w:val="clear" w:color="auto" w:fill="F2F7F4"/>
           </w:tcPr>
           <w:p>
             <w:pPr>
@@ -9910,6 +9972,7 @@
         <w:tc>
           <w:tcPr>
             <w:tcW w:type="dxa" w:w="1247"/>
+            <w:shd w:val="clear" w:color="auto" w:fill="F2F7F4"/>
           </w:tcPr>
           <w:p>
             <w:pPr>
@@ -9929,6 +9992,7 @@
         <w:tc>
           <w:tcPr>
             <w:tcW w:type="dxa" w:w="4195"/>
+            <w:shd w:val="clear" w:color="auto" w:fill="F2F7F4"/>
           </w:tcPr>
           <w:p>
             <w:pPr>
@@ -9948,6 +10012,7 @@
         <w:tc>
           <w:tcPr>
             <w:tcW w:type="dxa" w:w="3175"/>
+            <w:shd w:val="clear" w:color="auto" w:fill="F2F7F4"/>
           </w:tcPr>
           <w:p>
             <w:pPr>
@@ -9972,7 +10037,6 @@
         <w:tc>
           <w:tcPr>
             <w:tcW w:type="dxa" w:w="1247"/>
-            <w:shd w:val="clear" w:color="auto" w:fill="F2F7F4"/>
           </w:tcPr>
           <w:p>
             <w:pPr>
@@ -9992,7 +10056,6 @@
         <w:tc>
           <w:tcPr>
             <w:tcW w:type="dxa" w:w="4195"/>
-            <w:shd w:val="clear" w:color="auto" w:fill="F2F7F4"/>
           </w:tcPr>
           <w:p>
             <w:pPr>
@@ -10012,7 +10075,6 @@
         <w:tc>
           <w:tcPr>
             <w:tcW w:type="dxa" w:w="3175"/>
-            <w:shd w:val="clear" w:color="auto" w:fill="F2F7F4"/>
           </w:tcPr>
           <w:p>
             <w:pPr>
@@ -10037,6 +10099,7 @@
         <w:tc>
           <w:tcPr>
             <w:tcW w:type="dxa" w:w="1247"/>
+            <w:shd w:val="clear" w:color="auto" w:fill="F2F7F4"/>
           </w:tcPr>
           <w:p>
             <w:pPr>
@@ -10056,6 +10119,7 @@
         <w:tc>
           <w:tcPr>
             <w:tcW w:type="dxa" w:w="4195"/>
+            <w:shd w:val="clear" w:color="auto" w:fill="F2F7F4"/>
           </w:tcPr>
           <w:p>
             <w:pPr>
@@ -10075,6 +10139,7 @@
         <w:tc>
           <w:tcPr>
             <w:tcW w:type="dxa" w:w="3175"/>
+            <w:shd w:val="clear" w:color="auto" w:fill="F2F7F4"/>
           </w:tcPr>
           <w:p>
             <w:pPr>
@@ -10935,6 +11000,962 @@
           <w:sz w:val="20"/>
         </w:rPr>
         <w:t>如果一台 CO₂ 传感器只能测箱内浓度，你要怎样在 20 min 内测出这株植物在某一光强下的总光合速率？写出你的步骤，并说明每一步在测什么。</w:t>
+      </w:r>
+    </w:p>
+    <w:p>
+      <w:r>
+        <w:br w:type="page"/>
+      </w:r>
+    </w:p>
+    <w:p>
+      <w:pPr>
+        <w:keepNext/>
+        <w:spacing w:before="320" w:after="140"/>
+        <w:pBdr>
+          <w:bottom w:val="single" w:sz="6" w:space="3" w:color="1F6E52"/>
+        </w:pBdr>
+      </w:pPr>
+      <w:r>
+        <w:rPr>
+          <w:rFonts w:ascii="Times New Roman" w:hAnsi="Times New Roman" w:eastAsia="黑体"/>
+          <w:b/>
+          <w:color w:val="1F6E52"/>
+          <w:sz w:val="28"/>
+        </w:rPr>
+        <w:t>E  附录 E　化学式与能量流（可直接板书）</w:t>
+      </w:r>
+    </w:p>
+    <w:p>
+      <w:pPr>
+        <w:spacing w:after="80" w:before="0" w:line="360" w:lineRule="auto"/>
+        <w:ind w:firstLine="420"/>
+      </w:pPr>
+      <w:r>
+        <w:rPr>
+          <w:rFonts w:ascii="Times New Roman" w:hAnsi="Times New Roman" w:eastAsia="宋体"/>
+          <w:b w:val="0"/>
+          <w:sz w:val="20"/>
+        </w:rPr>
+        <w:t xml:space="preserve">本附录按人教版（2019）必修 1 的口径编写，与课件右栏的「化学式与能量流」抽屉逐条对应，课堂上按 </w:t>
+      </w:r>
+      <w:r>
+        <w:rPr>
+          <w:rFonts w:ascii="Times New Roman" w:hAnsi="Times New Roman" w:eastAsia="宋体"/>
+          <w:b/>
+          <w:sz w:val="20"/>
+        </w:rPr>
+        <w:t>C 键</w:t>
+      </w:r>
+      <w:r>
+        <w:rPr>
+          <w:rFonts w:ascii="Times New Roman" w:hAnsi="Times New Roman" w:eastAsia="宋体"/>
+          <w:b w:val="0"/>
+          <w:sz w:val="20"/>
+        </w:rPr>
+        <w:t>即可调出同一份内容。</w:t>
+      </w:r>
+      <w:r>
+        <w:rPr>
+          <w:rFonts w:ascii="Times New Roman" w:hAnsi="Times New Roman" w:eastAsia="宋体"/>
+          <w:b/>
+          <w:sz w:val="20"/>
+        </w:rPr>
+        <w:t>符号只有一处必须分清</w:t>
+      </w:r>
+      <w:r>
+        <w:rPr>
+          <w:rFonts w:ascii="Times New Roman" w:hAnsi="Times New Roman" w:eastAsia="宋体"/>
+          <w:b w:val="0"/>
+          <w:sz w:val="20"/>
+        </w:rPr>
+        <w:t xml:space="preserve">：光合作用的还原氢新教材写 </w:t>
+      </w:r>
+      <w:r>
+        <w:rPr>
+          <w:rFonts w:ascii="Times New Roman" w:hAnsi="Times New Roman" w:eastAsia="宋体"/>
+          <w:b/>
+          <w:sz w:val="20"/>
+        </w:rPr>
+        <w:t>NADPH</w:t>
+      </w:r>
+      <w:r>
+        <w:rPr>
+          <w:rFonts w:ascii="Times New Roman" w:hAnsi="Times New Roman" w:eastAsia="宋体"/>
+          <w:b w:val="0"/>
+          <w:sz w:val="20"/>
+        </w:rPr>
+        <w:t xml:space="preserve">（旧教材作 [H]），呼吸作用教材统一写 </w:t>
+      </w:r>
+      <w:r>
+        <w:rPr>
+          <w:rFonts w:ascii="Times New Roman" w:hAnsi="Times New Roman" w:eastAsia="宋体"/>
+          <w:b/>
+          <w:sz w:val="20"/>
+        </w:rPr>
+        <w:t>[H]</w:t>
+      </w:r>
+      <w:r>
+        <w:rPr>
+          <w:rFonts w:ascii="Times New Roman" w:hAnsi="Times New Roman" w:eastAsia="宋体"/>
+          <w:b w:val="0"/>
+          <w:sz w:val="20"/>
+        </w:rPr>
+        <w:t>。两处都写 NADPH 就是硬错。</w:t>
+      </w:r>
+    </w:p>
+    <w:p>
+      <w:pPr>
+        <w:keepNext/>
+        <w:spacing w:before="200" w:after="80"/>
+      </w:pPr>
+      <w:r>
+        <w:rPr>
+          <w:rFonts w:ascii="Times New Roman" w:hAnsi="Times New Roman" w:eastAsia="黑体"/>
+          <w:b/>
+          <w:sz w:val="23"/>
+        </w:rPr>
+        <w:t>E.1　光合作用</w:t>
+      </w:r>
+    </w:p>
+    <w:p>
+      <w:pPr>
+        <w:spacing w:after="40" w:before="40" w:line="360" w:lineRule="auto"/>
+        <w:ind w:firstLine="0"/>
+      </w:pPr>
+      <w:r>
+        <w:rPr>
+          <w:rFonts w:ascii="Times New Roman" w:hAnsi="Times New Roman" w:eastAsia="宋体"/>
+          <w:b w:val="0"/>
+          <w:sz w:val="21"/>
+        </w:rPr>
+        <w:t>总反应式</w:t>
+      </w:r>
+    </w:p>
+    <w:p>
+      <w:pPr>
+        <w:spacing w:after="120" w:before="0" w:line="360" w:lineRule="auto"/>
+        <w:ind w:firstLine="0"/>
+      </w:pPr>
+      <w:r>
+        <w:rPr>
+          <w:rFonts w:ascii="Times New Roman" w:hAnsi="Times New Roman" w:eastAsia="宋体"/>
+          <w:b w:val="0"/>
+          <w:sz w:val="23"/>
+        </w:rPr>
+        <w:t>6CO₂ + 6H₂O ──(光能·叶绿体)──▶ C₆H₁₂O₆ + 6O₂</w:t>
+      </w:r>
+    </w:p>
+    <w:p>
+      <w:pPr>
+        <w:spacing w:after="40" w:before="0" w:line="360" w:lineRule="auto"/>
+        <w:ind w:firstLine="0"/>
+      </w:pPr>
+      <w:r>
+        <w:rPr>
+          <w:rFonts w:ascii="Times New Roman" w:hAnsi="Times New Roman" w:eastAsia="宋体"/>
+          <w:b w:val="0"/>
+          <w:sz w:val="21"/>
+        </w:rPr>
+        <w:t>把水写全的式子</w:t>
+      </w:r>
+    </w:p>
+    <w:p>
+      <w:pPr>
+        <w:spacing w:after="120" w:before="0" w:line="360" w:lineRule="auto"/>
+        <w:ind w:firstLine="0"/>
+      </w:pPr>
+      <w:r>
+        <w:rPr>
+          <w:rFonts w:ascii="Times New Roman" w:hAnsi="Times New Roman" w:eastAsia="宋体"/>
+          <w:b w:val="0"/>
+          <w:sz w:val="23"/>
+        </w:rPr>
+        <w:t>6CO₂ + 12H₂O ──(光能·叶绿体)──▶ C₆H₁₂O₆ + 6O₂ + 6H₂O</w:t>
+      </w:r>
+    </w:p>
+    <w:p>
+      <w:pPr>
+        <w:spacing w:after="80" w:before="0" w:line="360" w:lineRule="auto"/>
+        <w:ind w:firstLine="0"/>
+      </w:pPr>
+      <w:r>
+        <w:rPr>
+          <w:rFonts w:ascii="Times New Roman" w:hAnsi="Times New Roman" w:eastAsia="宋体"/>
+          <w:b w:val="0"/>
+          <w:sz w:val="20"/>
+        </w:rPr>
+        <w:t>这个写法用来说明一件事：</w:t>
+      </w:r>
+      <w:r>
+        <w:rPr>
+          <w:rFonts w:ascii="Times New Roman" w:hAnsi="Times New Roman" w:eastAsia="宋体"/>
+          <w:b/>
+          <w:sz w:val="20"/>
+        </w:rPr>
+        <w:t>O₂ 里的氧全部来自水</w:t>
+      </w:r>
+      <w:r>
+        <w:rPr>
+          <w:rFonts w:ascii="Times New Roman" w:hAnsi="Times New Roman" w:eastAsia="宋体"/>
+          <w:b w:val="0"/>
+          <w:sz w:val="20"/>
+        </w:rPr>
+        <w:t>，葡萄糖里的氧来自 CO₂。用 H₂¹⁸O 与 C¹⁸O₂ 分别供给的同位素标记实验是它的经典证据，也是选择题的高频点。</w:t>
+      </w:r>
+    </w:p>
+    <w:p>
+      <w:pPr>
+        <w:spacing w:after="40" w:before="80" w:line="360" w:lineRule="auto"/>
+        <w:ind w:firstLine="0"/>
+      </w:pPr>
+      <w:r>
+        <w:rPr>
+          <w:rFonts w:ascii="Times New Roman" w:hAnsi="Times New Roman" w:eastAsia="宋体"/>
+          <w:b w:val="0"/>
+          <w:sz w:val="21"/>
+        </w:rPr>
+        <w:t>两个阶段</w:t>
+      </w:r>
+    </w:p>
+    <w:p>
+      <w:pPr>
+        <w:spacing w:after="20" w:before="0" w:line="360" w:lineRule="auto"/>
+        <w:ind w:firstLine="0"/>
+      </w:pPr>
+      <w:r>
+        <w:rPr>
+          <w:rFonts w:ascii="Times New Roman" w:hAnsi="Times New Roman" w:eastAsia="宋体"/>
+          <w:b w:val="0"/>
+          <w:color w:val="5F5F5F"/>
+          <w:sz w:val="20"/>
+        </w:rPr>
+        <w:t>光反应（类囊体薄膜上）</w:t>
+      </w:r>
+    </w:p>
+    <w:p>
+      <w:pPr>
+        <w:spacing w:after="20" w:before="0" w:line="360" w:lineRule="auto"/>
+        <w:ind w:firstLine="0"/>
+      </w:pPr>
+      <w:r>
+        <w:rPr>
+          <w:rFonts w:ascii="Times New Roman" w:hAnsi="Times New Roman" w:eastAsia="宋体"/>
+          <w:b w:val="0"/>
+          <w:sz w:val="23"/>
+        </w:rPr>
+        <w:t>H₂O ──(光能、色素)──▶ NADPH（即 [H]）+ O₂</w:t>
+      </w:r>
+    </w:p>
+    <w:p>
+      <w:pPr>
+        <w:spacing w:after="100" w:before="0" w:line="360" w:lineRule="auto"/>
+        <w:ind w:firstLine="0"/>
+      </w:pPr>
+      <w:r>
+        <w:rPr>
+          <w:rFonts w:ascii="Times New Roman" w:hAnsi="Times New Roman" w:eastAsia="宋体"/>
+          <w:b w:val="0"/>
+          <w:sz w:val="23"/>
+        </w:rPr>
+        <w:t>ADP + Pi ──(光能)──▶ ATP</w:t>
+      </w:r>
+    </w:p>
+    <w:p>
+      <w:pPr>
+        <w:spacing w:after="20" w:before="0" w:line="360" w:lineRule="auto"/>
+        <w:ind w:firstLine="0"/>
+      </w:pPr>
+      <w:r>
+        <w:rPr>
+          <w:rFonts w:ascii="Times New Roman" w:hAnsi="Times New Roman" w:eastAsia="宋体"/>
+          <w:b w:val="0"/>
+          <w:color w:val="5F5F5F"/>
+          <w:sz w:val="20"/>
+        </w:rPr>
+        <w:t>暗反应（叶绿体基质中）</w:t>
+      </w:r>
+    </w:p>
+    <w:p>
+      <w:pPr>
+        <w:spacing w:after="20" w:before="0" w:line="360" w:lineRule="auto"/>
+        <w:ind w:firstLine="0"/>
+      </w:pPr>
+      <w:r>
+        <w:rPr>
+          <w:rFonts w:ascii="Times New Roman" w:hAnsi="Times New Roman" w:eastAsia="宋体"/>
+          <w:b w:val="0"/>
+          <w:sz w:val="23"/>
+        </w:rPr>
+        <w:t>CO₂ + C₅ ──(酶)──▶ 2C₃</w:t>
+      </w:r>
+    </w:p>
+    <w:p>
+      <w:pPr>
+        <w:spacing w:after="100" w:before="0" w:line="360" w:lineRule="auto"/>
+        <w:ind w:firstLine="0"/>
+      </w:pPr>
+      <w:r>
+        <w:rPr>
+          <w:rFonts w:ascii="Times New Roman" w:hAnsi="Times New Roman" w:eastAsia="宋体"/>
+          <w:b w:val="0"/>
+          <w:sz w:val="23"/>
+        </w:rPr>
+        <w:t>2C₃ + NADPH + ATP ──(酶)──▶ (CH₂O) + C₅</w:t>
+      </w:r>
+    </w:p>
+    <w:p>
+      <w:pPr>
+        <w:spacing w:after="80" w:before="0" w:line="360" w:lineRule="auto"/>
+        <w:ind w:firstLine="0"/>
+      </w:pPr>
+      <w:r>
+        <w:rPr>
+          <w:rFonts w:ascii="Times New Roman" w:hAnsi="Times New Roman" w:eastAsia="宋体"/>
+          <w:b w:val="0"/>
+          <w:sz w:val="20"/>
+        </w:rPr>
+        <w:t>所以"暗反应不直接需要光"不等于"没有光也能长久进行"——它靠的是光反应送来的 NADPH 和 ATP；光反应一停，它很快就没原料了。反过来，暗反应把 ADP、Pi 和 NADP⁺ 还回光反应，缺了它，光反应也会被自己的产物堵住。</w:t>
+      </w:r>
+    </w:p>
+    <w:p>
+      <w:pPr>
+        <w:keepNext/>
+        <w:spacing w:before="200" w:after="80"/>
+      </w:pPr>
+      <w:r>
+        <w:rPr>
+          <w:rFonts w:ascii="Times New Roman" w:hAnsi="Times New Roman" w:eastAsia="黑体"/>
+          <w:b/>
+          <w:sz w:val="23"/>
+        </w:rPr>
+        <w:t>E.2　有氧呼吸（还原氢写作 [H]）</w:t>
+      </w:r>
+    </w:p>
+    <w:tbl>
+      <w:tblPr>
+        <w:tblStyle w:val="TableGrid"/>
+        <w:tblW w:type="auto" w:w="0"/>
+        <w:jc w:val="center"/>
+        <w:tblLayout w:type="fixed"/>
+        <w:tblLook w:firstColumn="1" w:firstRow="1" w:lastColumn="0" w:lastRow="0" w:noHBand="0" w:noVBand="1" w:val="04A0"/>
+        <w:tblLayout w:type="fixed"/>
+        <w:tblW w:type="dxa" w:w="9412"/>
+      </w:tblPr>
+      <w:tblGrid>
+        <w:gridCol w:w="1134"/>
+        <w:gridCol w:w="1814"/>
+        <w:gridCol w:w="6463"/>
+      </w:tblGrid>
+      <w:tr>
+        <w:trPr>
+          <w:tblHeader w:val="true"/>
+          <w:cantSplit/>
+        </w:trPr>
+        <w:tc>
+          <w:tcPr>
+            <w:tcW w:type="dxa" w:w="1134"/>
+            <w:shd w:val="clear" w:color="auto" w:fill="1F6E52"/>
+          </w:tcPr>
+          <w:p>
+            <w:pPr>
+              <w:spacing w:after="20" w:before="20" w:line="300" w:lineRule="auto"/>
+              <w:jc w:val="center"/>
+            </w:pPr>
+            <w:r/>
+            <w:r>
+              <w:rPr>
+                <w:rFonts w:ascii="Times New Roman" w:hAnsi="Times New Roman" w:eastAsia="宋体"/>
+                <w:b/>
+                <w:color w:val="FFFFFF"/>
+                <w:sz w:val="19"/>
+              </w:rPr>
+              <w:t>阶段</w:t>
+            </w:r>
+          </w:p>
+        </w:tc>
+        <w:tc>
+          <w:tcPr>
+            <w:tcW w:type="dxa" w:w="1814"/>
+            <w:shd w:val="clear" w:color="auto" w:fill="1F6E52"/>
+          </w:tcPr>
+          <w:p>
+            <w:pPr>
+              <w:spacing w:after="20" w:before="20" w:line="300" w:lineRule="auto"/>
+              <w:jc w:val="center"/>
+            </w:pPr>
+            <w:r/>
+            <w:r>
+              <w:rPr>
+                <w:rFonts w:ascii="Times New Roman" w:hAnsi="Times New Roman" w:eastAsia="宋体"/>
+                <w:b/>
+                <w:color w:val="FFFFFF"/>
+                <w:sz w:val="19"/>
+              </w:rPr>
+              <w:t>场所</w:t>
+            </w:r>
+          </w:p>
+        </w:tc>
+        <w:tc>
+          <w:tcPr>
+            <w:tcW w:type="dxa" w:w="6463"/>
+            <w:shd w:val="clear" w:color="auto" w:fill="1F6E52"/>
+          </w:tcPr>
+          <w:p>
+            <w:pPr>
+              <w:spacing w:after="20" w:before="20" w:line="300" w:lineRule="auto"/>
+              <w:jc w:val="center"/>
+            </w:pPr>
+            <w:r/>
+            <w:r>
+              <w:rPr>
+                <w:rFonts w:ascii="Times New Roman" w:hAnsi="Times New Roman" w:eastAsia="宋体"/>
+                <w:b/>
+                <w:color w:val="FFFFFF"/>
+                <w:sz w:val="19"/>
+              </w:rPr>
+              <w:t>反应式</w:t>
+            </w:r>
+          </w:p>
+        </w:tc>
+      </w:tr>
+      <w:tr>
+        <w:trPr>
+          <w:cantSplit/>
+        </w:trPr>
+        <w:tc>
+          <w:tcPr>
+            <w:tcW w:type="dxa" w:w="1134"/>
+          </w:tcPr>
+          <w:p>
+            <w:pPr>
+              <w:spacing w:after="20" w:before="20" w:line="300" w:lineRule="auto"/>
+            </w:pPr>
+            <w:r/>
+            <w:r>
+              <w:rPr>
+                <w:rFonts w:ascii="Times New Roman" w:hAnsi="Times New Roman" w:eastAsia="宋体"/>
+                <w:b w:val="0"/>
+                <w:sz w:val="19"/>
+              </w:rPr>
+              <w:t>第一阶段</w:t>
+            </w:r>
+          </w:p>
+        </w:tc>
+        <w:tc>
+          <w:tcPr>
+            <w:tcW w:type="dxa" w:w="1814"/>
+          </w:tcPr>
+          <w:p>
+            <w:pPr>
+              <w:spacing w:after="20" w:before="20" w:line="300" w:lineRule="auto"/>
+            </w:pPr>
+            <w:r/>
+            <w:r>
+              <w:rPr>
+                <w:rFonts w:ascii="Times New Roman" w:hAnsi="Times New Roman" w:eastAsia="宋体"/>
+                <w:b w:val="0"/>
+                <w:sz w:val="19"/>
+              </w:rPr>
+              <w:t>细胞质基质</w:t>
+            </w:r>
+          </w:p>
+        </w:tc>
+        <w:tc>
+          <w:tcPr>
+            <w:tcW w:type="dxa" w:w="6463"/>
+          </w:tcPr>
+          <w:p>
+            <w:pPr>
+              <w:spacing w:after="20" w:before="20" w:line="300" w:lineRule="auto"/>
+            </w:pPr>
+            <w:r/>
+            <w:r>
+              <w:rPr>
+                <w:rFonts w:ascii="Times New Roman" w:hAnsi="Times New Roman" w:eastAsia="宋体"/>
+                <w:b w:val="0"/>
+                <w:sz w:val="19"/>
+              </w:rPr>
+              <w:t>C₆H₁₂O₆ ──(酶)──▶ 2 丙酮酸 + 4[H] + 少量能量</w:t>
+            </w:r>
+          </w:p>
+        </w:tc>
+      </w:tr>
+      <w:tr>
+        <w:trPr>
+          <w:cantSplit/>
+        </w:trPr>
+        <w:tc>
+          <w:tcPr>
+            <w:tcW w:type="dxa" w:w="1134"/>
+            <w:shd w:val="clear" w:color="auto" w:fill="F2F7F4"/>
+          </w:tcPr>
+          <w:p>
+            <w:pPr>
+              <w:spacing w:after="20" w:before="20" w:line="300" w:lineRule="auto"/>
+            </w:pPr>
+            <w:r/>
+            <w:r>
+              <w:rPr>
+                <w:rFonts w:ascii="Times New Roman" w:hAnsi="Times New Roman" w:eastAsia="宋体"/>
+                <w:b w:val="0"/>
+                <w:sz w:val="19"/>
+              </w:rPr>
+              <w:t>第二阶段</w:t>
+            </w:r>
+          </w:p>
+        </w:tc>
+        <w:tc>
+          <w:tcPr>
+            <w:tcW w:type="dxa" w:w="1814"/>
+            <w:shd w:val="clear" w:color="auto" w:fill="F2F7F4"/>
+          </w:tcPr>
+          <w:p>
+            <w:pPr>
+              <w:spacing w:after="20" w:before="20" w:line="300" w:lineRule="auto"/>
+            </w:pPr>
+            <w:r/>
+            <w:r>
+              <w:rPr>
+                <w:rFonts w:ascii="Times New Roman" w:hAnsi="Times New Roman" w:eastAsia="宋体"/>
+                <w:b w:val="0"/>
+                <w:sz w:val="19"/>
+              </w:rPr>
+              <w:t>线粒体基质</w:t>
+            </w:r>
+          </w:p>
+        </w:tc>
+        <w:tc>
+          <w:tcPr>
+            <w:tcW w:type="dxa" w:w="6463"/>
+            <w:shd w:val="clear" w:color="auto" w:fill="F2F7F4"/>
+          </w:tcPr>
+          <w:p>
+            <w:pPr>
+              <w:spacing w:after="20" w:before="20" w:line="300" w:lineRule="auto"/>
+            </w:pPr>
+            <w:r/>
+            <w:r>
+              <w:rPr>
+                <w:rFonts w:ascii="Times New Roman" w:hAnsi="Times New Roman" w:eastAsia="宋体"/>
+                <w:b w:val="0"/>
+                <w:sz w:val="19"/>
+              </w:rPr>
+              <w:t>2 丙酮酸 + 6H₂O ──(酶)──▶ 6CO₂ + 20[H] + 少量能量</w:t>
+            </w:r>
+          </w:p>
+        </w:tc>
+      </w:tr>
+      <w:tr>
+        <w:trPr>
+          <w:cantSplit/>
+        </w:trPr>
+        <w:tc>
+          <w:tcPr>
+            <w:tcW w:type="dxa" w:w="1134"/>
+          </w:tcPr>
+          <w:p>
+            <w:pPr>
+              <w:spacing w:after="20" w:before="20" w:line="300" w:lineRule="auto"/>
+            </w:pPr>
+            <w:r/>
+            <w:r>
+              <w:rPr>
+                <w:rFonts w:ascii="Times New Roman" w:hAnsi="Times New Roman" w:eastAsia="宋体"/>
+                <w:b w:val="0"/>
+                <w:sz w:val="19"/>
+              </w:rPr>
+              <w:t>第三阶段</w:t>
+            </w:r>
+          </w:p>
+        </w:tc>
+        <w:tc>
+          <w:tcPr>
+            <w:tcW w:type="dxa" w:w="1814"/>
+          </w:tcPr>
+          <w:p>
+            <w:pPr>
+              <w:spacing w:after="20" w:before="20" w:line="300" w:lineRule="auto"/>
+            </w:pPr>
+            <w:r/>
+            <w:r>
+              <w:rPr>
+                <w:rFonts w:ascii="Times New Roman" w:hAnsi="Times New Roman" w:eastAsia="宋体"/>
+                <w:b w:val="0"/>
+                <w:sz w:val="19"/>
+              </w:rPr>
+              <w:t>线粒体内膜</w:t>
+            </w:r>
+          </w:p>
+        </w:tc>
+        <w:tc>
+          <w:tcPr>
+            <w:tcW w:type="dxa" w:w="6463"/>
+          </w:tcPr>
+          <w:p>
+            <w:pPr>
+              <w:spacing w:after="20" w:before="20" w:line="300" w:lineRule="auto"/>
+            </w:pPr>
+            <w:r/>
+            <w:r>
+              <w:rPr>
+                <w:rFonts w:ascii="Times New Roman" w:hAnsi="Times New Roman" w:eastAsia="宋体"/>
+                <w:b w:val="0"/>
+                <w:sz w:val="19"/>
+              </w:rPr>
+              <w:t>24[H] + 6O₂ ──(酶)──▶ 12H₂O + 大量能量</w:t>
+            </w:r>
+          </w:p>
+        </w:tc>
+      </w:tr>
+      <w:tr>
+        <w:trPr>
+          <w:cantSplit/>
+        </w:trPr>
+        <w:tc>
+          <w:tcPr>
+            <w:tcW w:type="dxa" w:w="1134"/>
+            <w:shd w:val="clear" w:color="auto" w:fill="F2F7F4"/>
+          </w:tcPr>
+          <w:p>
+            <w:pPr>
+              <w:spacing w:after="20" w:before="20" w:line="300" w:lineRule="auto"/>
+            </w:pPr>
+            <w:r/>
+            <w:r>
+              <w:rPr>
+                <w:rFonts w:ascii="Times New Roman" w:hAnsi="Times New Roman" w:eastAsia="宋体"/>
+                <w:b w:val="0"/>
+                <w:sz w:val="19"/>
+              </w:rPr>
+              <w:t>总式</w:t>
+            </w:r>
+          </w:p>
+        </w:tc>
+        <w:tc>
+          <w:tcPr>
+            <w:tcW w:type="dxa" w:w="1814"/>
+            <w:shd w:val="clear" w:color="auto" w:fill="F2F7F4"/>
+          </w:tcPr>
+          <w:p>
+            <w:pPr>
+              <w:spacing w:after="20" w:before="20" w:line="300" w:lineRule="auto"/>
+            </w:pPr>
+            <w:r/>
+            <w:r>
+              <w:rPr>
+                <w:rFonts w:ascii="Times New Roman" w:hAnsi="Times New Roman" w:eastAsia="宋体"/>
+                <w:b w:val="0"/>
+                <w:sz w:val="19"/>
+              </w:rPr>
+              <w:t>—</w:t>
+            </w:r>
+          </w:p>
+        </w:tc>
+        <w:tc>
+          <w:tcPr>
+            <w:tcW w:type="dxa" w:w="6463"/>
+            <w:shd w:val="clear" w:color="auto" w:fill="F2F7F4"/>
+          </w:tcPr>
+          <w:p>
+            <w:pPr>
+              <w:spacing w:after="20" w:before="20" w:line="300" w:lineRule="auto"/>
+            </w:pPr>
+            <w:r/>
+            <w:r>
+              <w:rPr>
+                <w:rFonts w:ascii="Times New Roman" w:hAnsi="Times New Roman" w:eastAsia="宋体"/>
+                <w:b w:val="0"/>
+                <w:sz w:val="19"/>
+              </w:rPr>
+              <w:t>C₆H₁₂O₆ + 6O₂ + 6H₂O ──(酶)──▶ 6CO₂ + 12H₂O + 能量</w:t>
+            </w:r>
+          </w:p>
+        </w:tc>
+      </w:tr>
+    </w:tbl>
+    <w:p>
+      <w:pPr>
+        <w:spacing w:after="40" w:line="240" w:lineRule="auto"/>
+      </w:pPr>
+    </w:p>
+    <w:p>
+      <w:pPr>
+        <w:spacing w:after="80" w:before="0" w:line="360" w:lineRule="auto"/>
+        <w:ind w:firstLine="0"/>
+      </w:pPr>
+      <w:r>
+        <w:rPr>
+          <w:rFonts w:ascii="Times New Roman" w:hAnsi="Times New Roman" w:eastAsia="宋体"/>
+          <w:b w:val="0"/>
+          <w:sz w:val="20"/>
+        </w:rPr>
+        <w:t>三句话必须说准：</w:t>
+      </w:r>
+      <w:r>
+        <w:rPr>
+          <w:rFonts w:ascii="Times New Roman" w:hAnsi="Times New Roman" w:eastAsia="宋体"/>
+          <w:b/>
+          <w:sz w:val="20"/>
+        </w:rPr>
+        <w:t>只有第三阶段消耗 O₂</w:t>
+      </w:r>
+      <w:r>
+        <w:rPr>
+          <w:rFonts w:ascii="Times New Roman" w:hAnsi="Times New Roman" w:eastAsia="宋体"/>
+          <w:b w:val="0"/>
+          <w:sz w:val="20"/>
+        </w:rPr>
+        <w:t>；O₂ 的作用是接受 [H] 生成水，不是直接去和葡萄糖反应；</w:t>
+      </w:r>
+      <w:r>
+        <w:rPr>
+          <w:rFonts w:ascii="Times New Roman" w:hAnsi="Times New Roman" w:eastAsia="宋体"/>
+          <w:b/>
+          <w:sz w:val="20"/>
+        </w:rPr>
+        <w:t>CO₂ 只在第二阶段产生</w:t>
+      </w:r>
+      <w:r>
+        <w:rPr>
+          <w:rFonts w:ascii="Times New Roman" w:hAnsi="Times New Roman" w:eastAsia="宋体"/>
+          <w:b w:val="0"/>
+          <w:sz w:val="20"/>
+        </w:rPr>
+        <w:t>。由此可以顺带解释：无氧条件下仍能放出 CO₂ 的只有酒精发酵，乳酸发酵不产 CO₂。</w:t>
+      </w:r>
+    </w:p>
+    <w:p>
+      <w:pPr>
+        <w:keepNext/>
+        <w:spacing w:before="200" w:after="80"/>
+      </w:pPr>
+      <w:r>
+        <w:rPr>
+          <w:rFonts w:ascii="Times New Roman" w:hAnsi="Times New Roman" w:eastAsia="黑体"/>
+          <w:b/>
+          <w:sz w:val="23"/>
+        </w:rPr>
+        <w:t>E.3　能量</w:t>
+      </w:r>
+    </w:p>
+    <w:p>
+      <w:pPr>
+        <w:spacing w:after="80" w:before="20" w:line="360" w:lineRule="auto"/>
+        <w:ind w:firstLine="0"/>
+      </w:pPr>
+      <w:r>
+        <w:rPr>
+          <w:rFonts w:ascii="Times New Roman" w:hAnsi="Times New Roman" w:eastAsia="宋体"/>
+          <w:b w:val="0"/>
+          <w:sz w:val="23"/>
+        </w:rPr>
+        <w:t>1 mol 葡萄糖彻底氧化分解，共释放 2870 kJ，其中 1161 kJ 储存在 ATP 中</w:t>
+      </w:r>
+    </w:p>
+    <w:p>
+      <w:pPr>
+        <w:spacing w:after="80" w:before="0" w:line="360" w:lineRule="auto"/>
+        <w:ind w:firstLine="0"/>
+      </w:pPr>
+      <w:r>
+        <w:rPr>
+          <w:rFonts w:ascii="Times New Roman" w:hAnsi="Times New Roman" w:eastAsia="宋体"/>
+          <w:b w:val="0"/>
+          <w:sz w:val="20"/>
+        </w:rPr>
+        <w:t>其余以热能形式散失。教材</w:t>
+      </w:r>
+      <w:r>
+        <w:rPr>
+          <w:rFonts w:ascii="Times New Roman" w:hAnsi="Times New Roman" w:eastAsia="宋体"/>
+          <w:b/>
+          <w:sz w:val="20"/>
+        </w:rPr>
+        <w:t>不要求记 ATP 的个数</w:t>
+      </w:r>
+      <w:r>
+        <w:rPr>
+          <w:rFonts w:ascii="Times New Roman" w:hAnsi="Times New Roman" w:eastAsia="宋体"/>
+          <w:b w:val="0"/>
+          <w:sz w:val="20"/>
+        </w:rPr>
+        <w:t>，只要求记住这两个数字和"大部分能量以热能形式散失"这一结论；课件里也刻意没有标 ATP 个数，屏幕上出现的 ATP 只是过程示意。</w:t>
+      </w:r>
+    </w:p>
+    <w:p>
+      <w:pPr>
+        <w:keepNext/>
+        <w:spacing w:before="200" w:after="80"/>
+      </w:pPr>
+      <w:r>
+        <w:rPr>
+          <w:rFonts w:ascii="Times New Roman" w:hAnsi="Times New Roman" w:eastAsia="黑体"/>
+          <w:b/>
+          <w:sz w:val="23"/>
+        </w:rPr>
+        <w:t>E.4　无氧呼吸（作对照）</w:t>
+      </w:r>
+    </w:p>
+    <w:p>
+      <w:pPr>
+        <w:spacing w:after="20" w:before="0" w:line="360" w:lineRule="auto"/>
+        <w:ind w:firstLine="0"/>
+      </w:pPr>
+      <w:r>
+        <w:rPr>
+          <w:rFonts w:ascii="Times New Roman" w:hAnsi="Times New Roman" w:eastAsia="宋体"/>
+          <w:b w:val="0"/>
+          <w:sz w:val="23"/>
+        </w:rPr>
+        <w:t>C₆H₁₂O₆ ──(酶)──▶ 2C₃H₆O₃（乳酸）+ 少量能量</w:t>
+      </w:r>
+    </w:p>
+    <w:p>
+      <w:pPr>
+        <w:spacing w:after="80" w:before="0" w:line="360" w:lineRule="auto"/>
+        <w:ind w:firstLine="0"/>
+      </w:pPr>
+      <w:r>
+        <w:rPr>
+          <w:rFonts w:ascii="Times New Roman" w:hAnsi="Times New Roman" w:eastAsia="宋体"/>
+          <w:b w:val="0"/>
+          <w:sz w:val="23"/>
+        </w:rPr>
+        <w:t>C₆H₁₂O₆ ──(酶)──▶ 2C₂H₅OH + 2CO₂ + 少量能量</w:t>
+      </w:r>
+    </w:p>
+    <w:p>
+      <w:pPr>
+        <w:spacing w:after="80" w:before="0" w:line="360" w:lineRule="auto"/>
+        <w:ind w:firstLine="0"/>
+      </w:pPr>
+      <w:r>
+        <w:rPr>
+          <w:rFonts w:ascii="Times New Roman" w:hAnsi="Times New Roman" w:eastAsia="宋体"/>
+          <w:b w:val="0"/>
+          <w:sz w:val="20"/>
+        </w:rPr>
+        <w:t>无氧呼吸只在</w:t>
+      </w:r>
+      <w:r>
+        <w:rPr>
+          <w:rFonts w:ascii="Times New Roman" w:hAnsi="Times New Roman" w:eastAsia="宋体"/>
+          <w:b/>
+          <w:sz w:val="20"/>
+        </w:rPr>
+        <w:t>第一阶段</w:t>
+      </w:r>
+      <w:r>
+        <w:rPr>
+          <w:rFonts w:ascii="Times New Roman" w:hAnsi="Times New Roman" w:eastAsia="宋体"/>
+          <w:b w:val="0"/>
+          <w:sz w:val="20"/>
+        </w:rPr>
+        <w:t>产生少量 ATP，有机物分解不彻底，大部分能量仍留在乳酸或酒精里——这正是"为什么有氧呼吸效率高"的比较落点。</w:t>
+      </w:r>
+    </w:p>
+    <w:p>
+      <w:pPr>
+        <w:keepNext/>
+        <w:spacing w:before="200" w:after="80"/>
+      </w:pPr>
+      <w:r>
+        <w:rPr>
+          <w:rFonts w:ascii="Times New Roman" w:hAnsi="Times New Roman" w:eastAsia="黑体"/>
+          <w:b/>
+          <w:sz w:val="23"/>
+        </w:rPr>
+        <w:t>E.5　和本课模型对齐的三条口径</w:t>
+      </w:r>
+    </w:p>
+    <w:p>
+      <w:pPr>
+        <w:spacing w:after="80" w:before="0" w:line="360" w:lineRule="auto"/>
+        <w:ind w:firstLine="0"/>
+      </w:pPr>
+      <w:r>
+        <w:rPr>
+          <w:rFonts w:ascii="Times New Roman" w:hAnsi="Times New Roman" w:eastAsia="宋体"/>
+          <w:b w:val="0"/>
+          <w:sz w:val="20"/>
+        </w:rPr>
+        <w:t>① 课件只算</w:t>
+      </w:r>
+      <w:r>
+        <w:rPr>
+          <w:rFonts w:ascii="Times New Roman" w:hAnsi="Times New Roman" w:eastAsia="宋体"/>
+          <w:b/>
+          <w:sz w:val="20"/>
+        </w:rPr>
+        <w:t>有氧呼吸</w:t>
+      </w:r>
+      <w:r>
+        <w:rPr>
+          <w:rFonts w:ascii="Times New Roman" w:hAnsi="Times New Roman" w:eastAsia="宋体"/>
+          <w:b w:val="0"/>
+          <w:sz w:val="20"/>
+        </w:rPr>
+        <w:t>，不计无氧呼吸。所以"黑暗下净光合 = −呼吸"在模型里严格成立，不要被追问成无氧发酵。</w:t>
+      </w:r>
+    </w:p>
+    <w:p>
+      <w:pPr>
+        <w:spacing w:after="80" w:before="0" w:line="360" w:lineRule="auto"/>
+        <w:ind w:firstLine="0"/>
+      </w:pPr>
+      <w:r>
+        <w:rPr>
+          <w:rFonts w:ascii="Times New Roman" w:hAnsi="Times New Roman" w:eastAsia="宋体"/>
+          <w:b w:val="0"/>
+          <w:sz w:val="20"/>
+        </w:rPr>
+        <w:t>② 光合与呼吸</w:t>
+      </w:r>
+      <w:r>
+        <w:rPr>
+          <w:rFonts w:ascii="Times New Roman" w:hAnsi="Times New Roman" w:eastAsia="宋体"/>
+          <w:b/>
+          <w:sz w:val="20"/>
+        </w:rPr>
+        <w:t>同时进行、互不停歇</w:t>
+      </w:r>
+      <w:r>
+        <w:rPr>
+          <w:rFonts w:ascii="Times New Roman" w:hAnsi="Times New Roman" w:eastAsia="宋体"/>
+          <w:b w:val="0"/>
+          <w:sz w:val="20"/>
+        </w:rPr>
+        <w:t>。曲线上的"净光合"只是两者相减的净结果：净积累 / 净消耗 / 恰好抵消，不是"一个开、一个关"。光强为 0 时总光合为 0、呼吸不为 0，这与"光合一停呼吸就停"是两件事。</w:t>
+      </w:r>
+    </w:p>
+    <w:p>
+      <w:pPr>
+        <w:spacing w:after="80" w:before="0" w:line="360" w:lineRule="auto"/>
+        <w:ind w:firstLine="0"/>
+      </w:pPr>
+      <w:r>
+        <w:rPr>
+          <w:rFonts w:ascii="Times New Roman" w:hAnsi="Times New Roman" w:eastAsia="宋体"/>
+          <w:b w:val="0"/>
+          <w:sz w:val="20"/>
+        </w:rPr>
+        <w:t>③ 口径（整株 / 只叶片）</w:t>
+      </w:r>
+      <w:r>
+        <w:rPr>
+          <w:rFonts w:ascii="Times New Roman" w:hAnsi="Times New Roman" w:eastAsia="宋体"/>
+          <w:b/>
+          <w:sz w:val="20"/>
+        </w:rPr>
+        <w:t>不改变坐标轴</w:t>
+      </w:r>
+      <w:r>
+        <w:rPr>
+          <w:rFonts w:ascii="Times New Roman" w:hAnsi="Times New Roman" w:eastAsia="宋体"/>
+          <w:b w:val="0"/>
+          <w:sz w:val="20"/>
+        </w:rPr>
+        <w:t>，只改变曲线的高度，差值就是根茎的呼吸（25 ℃ 时约 0.5）。这一点在课件右栏「三量对账」里常驻一行，学生一眼能看到差在哪。</w:t>
       </w:r>
     </w:p>
     <w:p/>

--- a/teaching-design.docx
+++ b/teaching-design.docx
@@ -9922,6 +9922,133 @@
                 <w:b w:val="0"/>
                 <w:sz w:val="19"/>
               </w:rPr>
+              <w:t>V</w:t>
+            </w:r>
+          </w:p>
+        </w:tc>
+        <w:tc>
+          <w:tcPr>
+            <w:tcW w:type="dxa" w:w="4195"/>
+          </w:tcPr>
+          <w:p>
+            <w:pPr>
+              <w:spacing w:after="20" w:before="20" w:line="300" w:lineRule="auto"/>
+            </w:pPr>
+            <w:r/>
+            <w:r>
+              <w:rPr>
+                <w:rFonts w:ascii="Times New Roman" w:hAnsi="Times New Roman" w:eastAsia="宋体"/>
+                <w:b w:val="0"/>
+                <w:sz w:val="19"/>
+              </w:rPr>
+              <w:t>开 / 关语音讲解（离线，带字幕）</w:t>
+            </w:r>
+          </w:p>
+        </w:tc>
+        <w:tc>
+          <w:tcPr>
+            <w:tcW w:type="dxa" w:w="3175"/>
+          </w:tcPr>
+          <w:p>
+            <w:pPr>
+              <w:spacing w:after="20" w:before="20" w:line="300" w:lineRule="auto"/>
+            </w:pPr>
+            <w:r/>
+            <w:r>
+              <w:rPr>
+                <w:rFonts w:ascii="Times New Roman" w:hAnsi="Times New Roman" w:eastAsia="宋体"/>
+                <w:b w:val="0"/>
+                <w:sz w:val="19"/>
+              </w:rPr>
+              <w:t>复习、自习、或老师想腾出手来（见附录 F）</w:t>
+            </w:r>
+          </w:p>
+        </w:tc>
+      </w:tr>
+      <w:tr>
+        <w:trPr>
+          <w:cantSplit/>
+        </w:trPr>
+        <w:tc>
+          <w:tcPr>
+            <w:tcW w:type="dxa" w:w="1247"/>
+            <w:shd w:val="clear" w:color="auto" w:fill="F2F7F4"/>
+          </w:tcPr>
+          <w:p>
+            <w:pPr>
+              <w:spacing w:after="20" w:before="20" w:line="300" w:lineRule="auto"/>
+            </w:pPr>
+            <w:r/>
+            <w:r>
+              <w:rPr>
+                <w:rFonts w:ascii="Times New Roman" w:hAnsi="Times New Roman" w:eastAsia="宋体"/>
+                <w:b w:val="0"/>
+                <w:sz w:val="19"/>
+              </w:rPr>
+              <w:t>Esc</w:t>
+            </w:r>
+          </w:p>
+        </w:tc>
+        <w:tc>
+          <w:tcPr>
+            <w:tcW w:type="dxa" w:w="4195"/>
+            <w:shd w:val="clear" w:color="auto" w:fill="F2F7F4"/>
+          </w:tcPr>
+          <w:p>
+            <w:pPr>
+              <w:spacing w:after="20" w:before="20" w:line="300" w:lineRule="auto"/>
+            </w:pPr>
+            <w:r/>
+            <w:r>
+              <w:rPr>
+                <w:rFonts w:ascii="Times New Roman" w:hAnsi="Times New Roman" w:eastAsia="宋体"/>
+                <w:b w:val="0"/>
+                <w:sz w:val="19"/>
+              </w:rPr>
+              <w:t>立即停止当前朗读</w:t>
+            </w:r>
+          </w:p>
+        </w:tc>
+        <w:tc>
+          <w:tcPr>
+            <w:tcW w:type="dxa" w:w="3175"/>
+            <w:shd w:val="clear" w:color="auto" w:fill="F2F7F4"/>
+          </w:tcPr>
+          <w:p>
+            <w:pPr>
+              <w:spacing w:after="20" w:before="20" w:line="300" w:lineRule="auto"/>
+            </w:pPr>
+            <w:r/>
+            <w:r>
+              <w:rPr>
+                <w:rFonts w:ascii="Times New Roman" w:hAnsi="Times New Roman" w:eastAsia="宋体"/>
+                <w:b w:val="0"/>
+                <w:sz w:val="19"/>
+              </w:rPr>
+              <w:t>读错、被学生打断、想自己讲时</w:t>
+            </w:r>
+          </w:p>
+        </w:tc>
+      </w:tr>
+      <w:tr>
+        <w:trPr>
+          <w:cantSplit/>
+        </w:trPr>
+        <w:tc>
+          <w:tcPr>
+            <w:tcW w:type="dxa" w:w="1247"/>
+          </w:tcPr>
+          <w:p>
+            <w:pPr>
+              <w:spacing w:after="20" w:before="20" w:line="300" w:lineRule="auto"/>
+            </w:pPr>
+            <w:r/>
+            <w:r>
+              <w:rPr>
+                <w:rFonts w:ascii="Times New Roman" w:hAnsi="Times New Roman" w:eastAsia="宋体"/>
+                <w:b w:val="0"/>
+                <w:sz w:val="19"/>
+              </w:rPr>
               <w:t>H</w:t>
             </w:r>
           </w:p>
@@ -11956,6 +12083,1265 @@
           <w:sz w:val="20"/>
         </w:rPr>
         <w:t>，只改变曲线的高度，差值就是根茎的呼吸（25 ℃ 时约 0.5）。这一点在课件右栏「三量对账」里常驻一行，学生一眼能看到差在哪。</w:t>
+      </w:r>
+    </w:p>
+    <w:p>
+      <w:r>
+        <w:br w:type="page"/>
+      </w:r>
+    </w:p>
+    <w:p>
+      <w:pPr>
+        <w:keepNext/>
+        <w:spacing w:before="320" w:after="140"/>
+        <w:pBdr>
+          <w:bottom w:val="single" w:sz="6" w:space="3" w:color="1F6E52"/>
+        </w:pBdr>
+      </w:pPr>
+      <w:r>
+        <w:rPr>
+          <w:rFonts w:ascii="Times New Roman" w:hAnsi="Times New Roman" w:eastAsia="黑体"/>
+          <w:b/>
+          <w:color w:val="1F6E52"/>
+          <w:sz w:val="28"/>
+        </w:rPr>
+        <w:t>F  附录 F　语音讲解与曲线读法</w:t>
+      </w:r>
+    </w:p>
+    <w:p>
+      <w:pPr>
+        <w:keepNext/>
+        <w:spacing w:before="200" w:after="80"/>
+      </w:pPr>
+      <w:r>
+        <w:rPr>
+          <w:rFonts w:ascii="Times New Roman" w:hAnsi="Times New Roman" w:eastAsia="黑体"/>
+          <w:b/>
+          <w:sz w:val="23"/>
+        </w:rPr>
+        <w:t>F.1　语音讲解怎么开</w:t>
+      </w:r>
+    </w:p>
+    <w:p>
+      <w:pPr>
+        <w:spacing w:after="80" w:before="0" w:line="360" w:lineRule="auto"/>
+        <w:ind w:firstLine="420"/>
+      </w:pPr>
+      <w:r>
+        <w:rPr>
+          <w:rFonts w:ascii="Times New Roman" w:hAnsi="Times New Roman" w:eastAsia="宋体"/>
+          <w:b w:val="0"/>
+          <w:sz w:val="20"/>
+        </w:rPr>
+        <w:t xml:space="preserve">课件顶栏有一个「讲解」按钮，或直接按 </w:t>
+      </w:r>
+      <w:r>
+        <w:rPr>
+          <w:rFonts w:ascii="Times New Roman" w:hAnsi="Times New Roman" w:eastAsia="宋体"/>
+          <w:b/>
+          <w:sz w:val="20"/>
+        </w:rPr>
+        <w:t>V</w:t>
+      </w:r>
+      <w:r>
+        <w:rPr>
+          <w:rFonts w:ascii="Times New Roman" w:hAnsi="Times New Roman" w:eastAsia="宋体"/>
+          <w:b w:val="0"/>
+          <w:sz w:val="20"/>
+        </w:rPr>
+        <w:t>。开启后，切题（← →）、点「记录此刻」、展开化学式抽屉，都会自动读出对应那一段——不需要再点一次播放。底部同时出现一条字幕，后排听不清也能跟。</w:t>
+      </w:r>
+    </w:p>
+    <w:p>
+      <w:pPr>
+        <w:spacing w:after="80" w:before="0" w:line="360" w:lineRule="auto"/>
+        <w:ind w:firstLine="420"/>
+      </w:pPr>
+      <w:r>
+        <w:rPr>
+          <w:rFonts w:ascii="Times New Roman" w:hAnsi="Times New Roman" w:eastAsia="宋体"/>
+          <w:b w:val="0"/>
+          <w:sz w:val="20"/>
+        </w:rPr>
+        <w:t xml:space="preserve">按 </w:t>
+      </w:r>
+      <w:r>
+        <w:rPr>
+          <w:rFonts w:ascii="Times New Roman" w:hAnsi="Times New Roman" w:eastAsia="宋体"/>
+          <w:b/>
+          <w:sz w:val="20"/>
+        </w:rPr>
+        <w:t>Esc</w:t>
+      </w:r>
+      <w:r>
+        <w:rPr>
+          <w:rFonts w:ascii="Times New Roman" w:hAnsi="Times New Roman" w:eastAsia="宋体"/>
+          <w:b w:val="0"/>
+          <w:sz w:val="20"/>
+        </w:rPr>
+        <w:t xml:space="preserve"> 立刻掐掉当前这句，用于读错、被打断，或者想自己讲的时候。开关状态会记住：同一台机器上一次开着，下次打开还是开着，不必每节课重开。</w:t>
+      </w:r>
+    </w:p>
+    <w:p>
+      <w:pPr>
+        <w:spacing w:after="80" w:before="0" w:line="360" w:lineRule="auto"/>
+        <w:ind w:firstLine="420"/>
+      </w:pPr>
+      <w:r>
+        <w:rPr>
+          <w:rFonts w:ascii="Times New Roman" w:hAnsi="Times New Roman" w:eastAsia="宋体"/>
+          <w:b/>
+          <w:sz w:val="20"/>
+        </w:rPr>
+        <w:t>关于声音</w:t>
+      </w:r>
+      <w:r>
+        <w:rPr>
+          <w:rFonts w:ascii="Times New Roman" w:hAnsi="Times New Roman" w:eastAsia="宋体"/>
+          <w:b w:val="0"/>
+          <w:sz w:val="20"/>
+        </w:rPr>
+        <w:t>：用的是浏览器自带的语音合成，</w:t>
+      </w:r>
+      <w:r>
+        <w:rPr>
+          <w:rFonts w:ascii="Times New Roman" w:hAnsi="Times New Roman" w:eastAsia="宋体"/>
+          <w:b/>
+          <w:sz w:val="20"/>
+        </w:rPr>
+        <w:t>不联网</w:t>
+      </w:r>
+      <w:r>
+        <w:rPr>
+          <w:rFonts w:ascii="Times New Roman" w:hAnsi="Times New Roman" w:eastAsia="宋体"/>
+          <w:b w:val="0"/>
+          <w:sz w:val="20"/>
+        </w:rPr>
+        <w:t>，教室断网也能用；音色取决于机器上装没装中文语音包（Windows 一般自带"慧慧"）。若机器上没有中文语音，按钮会显示「讲解（无中文语音）」，此时功能降级为</w:t>
+      </w:r>
+      <w:r>
+        <w:rPr>
+          <w:rFonts w:ascii="Times New Roman" w:hAnsi="Times New Roman" w:eastAsia="宋体"/>
+          <w:b/>
+          <w:sz w:val="20"/>
+        </w:rPr>
+        <w:t>只出字幕</w:t>
+      </w:r>
+      <w:r>
+        <w:rPr>
+          <w:rFonts w:ascii="Times New Roman" w:hAnsi="Times New Roman" w:eastAsia="宋体"/>
+          <w:b w:val="0"/>
+          <w:sz w:val="20"/>
+        </w:rPr>
+        <w:t>，切题仍然会显示对应讲解——课上照常能用，只是听不到声音。</w:t>
+      </w:r>
+    </w:p>
+    <w:p>
+      <w:pPr>
+        <w:spacing w:after="80" w:before="0" w:line="360" w:lineRule="auto"/>
+        <w:ind w:firstLine="420"/>
+      </w:pPr>
+      <w:r>
+        <w:rPr>
+          <w:rFonts w:ascii="Times New Roman" w:hAnsi="Times New Roman" w:eastAsia="宋体"/>
+          <w:b/>
+          <w:sz w:val="20"/>
+        </w:rPr>
+        <w:t>两条使用建议</w:t>
+      </w:r>
+      <w:r>
+        <w:rPr>
+          <w:rFonts w:ascii="Times New Roman" w:hAnsi="Times New Roman" w:eastAsia="宋体"/>
+          <w:b w:val="0"/>
+          <w:sz w:val="20"/>
+        </w:rPr>
+        <w:t>：① 新内容第一次讲，建议关掉语音自己讲，语音留给复习和自习；② 学生自己看时开语音＋字幕，等于随身带了一份逐题讲解。</w:t>
+      </w:r>
+    </w:p>
+    <w:p>
+      <w:pPr>
+        <w:keepNext/>
+        <w:spacing w:before="200" w:after="80"/>
+      </w:pPr>
+      <w:r>
+        <w:rPr>
+          <w:rFonts w:ascii="Times New Roman" w:hAnsi="Times New Roman" w:eastAsia="黑体"/>
+          <w:b/>
+          <w:sz w:val="23"/>
+        </w:rPr>
+        <w:t>F.2　曲线图上有几条线，各是什么</w:t>
+      </w:r>
+    </w:p>
+    <w:tbl>
+      <w:tblPr>
+        <w:tblStyle w:val="TableGrid"/>
+        <w:tblW w:type="auto" w:w="0"/>
+        <w:jc w:val="center"/>
+        <w:tblLayout w:type="fixed"/>
+        <w:tblLook w:firstColumn="1" w:firstRow="1" w:lastColumn="0" w:lastRow="0" w:noHBand="0" w:noVBand="1" w:val="04A0"/>
+        <w:tblLayout w:type="fixed"/>
+        <w:tblW w:type="dxa" w:w="8958"/>
+      </w:tblPr>
+      <w:tblGrid>
+        <w:gridCol w:w="1247"/>
+        <w:gridCol w:w="2381"/>
+        <w:gridCol w:w="3402"/>
+        <w:gridCol w:w="1927"/>
+      </w:tblGrid>
+      <w:tr>
+        <w:trPr>
+          <w:tblHeader w:val="true"/>
+          <w:cantSplit/>
+        </w:trPr>
+        <w:tc>
+          <w:tcPr>
+            <w:tcW w:type="dxa" w:w="1247"/>
+            <w:shd w:val="clear" w:color="auto" w:fill="1F6E52"/>
+          </w:tcPr>
+          <w:p>
+            <w:pPr>
+              <w:spacing w:after="20" w:before="20" w:line="300" w:lineRule="auto"/>
+              <w:jc w:val="center"/>
+            </w:pPr>
+            <w:r/>
+            <w:r>
+              <w:rPr>
+                <w:rFonts w:ascii="Times New Roman" w:hAnsi="Times New Roman" w:eastAsia="宋体"/>
+                <w:b/>
+                <w:color w:val="FFFFFF"/>
+                <w:sz w:val="19"/>
+              </w:rPr>
+              <w:t>线</w:t>
+            </w:r>
+          </w:p>
+        </w:tc>
+        <w:tc>
+          <w:tcPr>
+            <w:tcW w:type="dxa" w:w="2381"/>
+            <w:shd w:val="clear" w:color="auto" w:fill="1F6E52"/>
+          </w:tcPr>
+          <w:p>
+            <w:pPr>
+              <w:spacing w:after="20" w:before="20" w:line="300" w:lineRule="auto"/>
+              <w:jc w:val="center"/>
+            </w:pPr>
+            <w:r/>
+            <w:r>
+              <w:rPr>
+                <w:rFonts w:ascii="Times New Roman" w:hAnsi="Times New Roman" w:eastAsia="宋体"/>
+                <w:b/>
+                <w:color w:val="FFFFFF"/>
+                <w:sz w:val="19"/>
+              </w:rPr>
+              <w:t>画法</w:t>
+            </w:r>
+          </w:p>
+        </w:tc>
+        <w:tc>
+          <w:tcPr>
+            <w:tcW w:type="dxa" w:w="3402"/>
+            <w:shd w:val="clear" w:color="auto" w:fill="1F6E52"/>
+          </w:tcPr>
+          <w:p>
+            <w:pPr>
+              <w:spacing w:after="20" w:before="20" w:line="300" w:lineRule="auto"/>
+              <w:jc w:val="center"/>
+            </w:pPr>
+            <w:r/>
+            <w:r>
+              <w:rPr>
+                <w:rFonts w:ascii="Times New Roman" w:hAnsi="Times New Roman" w:eastAsia="宋体"/>
+                <w:b/>
+                <w:color w:val="FFFFFF"/>
+                <w:sz w:val="19"/>
+              </w:rPr>
+              <w:t>是什么</w:t>
+            </w:r>
+          </w:p>
+        </w:tc>
+        <w:tc>
+          <w:tcPr>
+            <w:tcW w:type="dxa" w:w="1928"/>
+            <w:shd w:val="clear" w:color="auto" w:fill="1F6E52"/>
+          </w:tcPr>
+          <w:p>
+            <w:pPr>
+              <w:spacing w:after="20" w:before="20" w:line="300" w:lineRule="auto"/>
+              <w:jc w:val="center"/>
+            </w:pPr>
+            <w:r/>
+            <w:r>
+              <w:rPr>
+                <w:rFonts w:ascii="Times New Roman" w:hAnsi="Times New Roman" w:eastAsia="宋体"/>
+                <w:b/>
+                <w:color w:val="FFFFFF"/>
+                <w:sz w:val="19"/>
+              </w:rPr>
+              <w:t>能不能直接测</w:t>
+            </w:r>
+          </w:p>
+        </w:tc>
+      </w:tr>
+      <w:tr>
+        <w:trPr>
+          <w:cantSplit/>
+        </w:trPr>
+        <w:tc>
+          <w:tcPr>
+            <w:tcW w:type="dxa" w:w="1247"/>
+          </w:tcPr>
+          <w:p>
+            <w:pPr>
+              <w:spacing w:after="20" w:before="20" w:line="300" w:lineRule="auto"/>
+            </w:pPr>
+            <w:r/>
+            <w:r>
+              <w:rPr>
+                <w:rFonts w:ascii="Times New Roman" w:hAnsi="Times New Roman" w:eastAsia="宋体"/>
+                <w:b w:val="0"/>
+                <w:sz w:val="19"/>
+              </w:rPr>
+              <w:t>净光合</w:t>
+            </w:r>
+          </w:p>
+        </w:tc>
+        <w:tc>
+          <w:tcPr>
+            <w:tcW w:type="dxa" w:w="2381"/>
+          </w:tcPr>
+          <w:p>
+            <w:pPr>
+              <w:spacing w:after="20" w:before="20" w:line="300" w:lineRule="auto"/>
+            </w:pPr>
+            <w:r/>
+            <w:r>
+              <w:rPr>
+                <w:rFonts w:ascii="Times New Roman" w:hAnsi="Times New Roman" w:eastAsia="宋体"/>
+                <w:b w:val="0"/>
+                <w:sz w:val="19"/>
+              </w:rPr>
+              <w:t>蓝色实线（带辉光）</w:t>
+            </w:r>
+          </w:p>
+        </w:tc>
+        <w:tc>
+          <w:tcPr>
+            <w:tcW w:type="dxa" w:w="3402"/>
+          </w:tcPr>
+          <w:p>
+            <w:pPr>
+              <w:spacing w:after="20" w:before="20" w:line="300" w:lineRule="auto"/>
+            </w:pPr>
+            <w:r/>
+            <w:r>
+              <w:rPr>
+                <w:rFonts w:ascii="Times New Roman" w:hAnsi="Times New Roman" w:eastAsia="宋体"/>
+                <w:b w:val="0"/>
+                <w:sz w:val="19"/>
+              </w:rPr>
+              <w:t>箱内 CO₂ 的净变化：造出来的减掉烧掉的</w:t>
+            </w:r>
+          </w:p>
+        </w:tc>
+        <w:tc>
+          <w:tcPr>
+            <w:tcW w:type="dxa" w:w="1928"/>
+          </w:tcPr>
+          <w:p>
+            <w:pPr>
+              <w:spacing w:after="20" w:before="20" w:line="300" w:lineRule="auto"/>
+            </w:pPr>
+            <w:r/>
+            <w:r>
+              <w:rPr>
+                <w:rFonts w:ascii="Times New Roman" w:hAnsi="Times New Roman" w:eastAsia="宋体"/>
+                <w:b w:val="0"/>
+                <w:sz w:val="19"/>
+              </w:rPr>
+              <w:t>能，就是传感器读数</w:t>
+            </w:r>
+          </w:p>
+        </w:tc>
+      </w:tr>
+      <w:tr>
+        <w:trPr>
+          <w:cantSplit/>
+        </w:trPr>
+        <w:tc>
+          <w:tcPr>
+            <w:tcW w:type="dxa" w:w="1247"/>
+            <w:shd w:val="clear" w:color="auto" w:fill="F2F7F4"/>
+          </w:tcPr>
+          <w:p>
+            <w:pPr>
+              <w:spacing w:after="20" w:before="20" w:line="300" w:lineRule="auto"/>
+            </w:pPr>
+            <w:r/>
+            <w:r>
+              <w:rPr>
+                <w:rFonts w:ascii="Times New Roman" w:hAnsi="Times New Roman" w:eastAsia="宋体"/>
+                <w:b w:val="0"/>
+                <w:sz w:val="19"/>
+              </w:rPr>
+              <w:t>总光合</w:t>
+            </w:r>
+          </w:p>
+        </w:tc>
+        <w:tc>
+          <w:tcPr>
+            <w:tcW w:type="dxa" w:w="2381"/>
+            <w:shd w:val="clear" w:color="auto" w:fill="F2F7F4"/>
+          </w:tcPr>
+          <w:p>
+            <w:pPr>
+              <w:spacing w:after="20" w:before="20" w:line="300" w:lineRule="auto"/>
+            </w:pPr>
+            <w:r/>
+            <w:r>
+              <w:rPr>
+                <w:rFonts w:ascii="Times New Roman" w:hAnsi="Times New Roman" w:eastAsia="宋体"/>
+                <w:b w:val="0"/>
+                <w:sz w:val="19"/>
+              </w:rPr>
+              <w:t>绿色虚线</w:t>
+            </w:r>
+          </w:p>
+        </w:tc>
+        <w:tc>
+          <w:tcPr>
+            <w:tcW w:type="dxa" w:w="3402"/>
+            <w:shd w:val="clear" w:color="auto" w:fill="F2F7F4"/>
+          </w:tcPr>
+          <w:p>
+            <w:pPr>
+              <w:spacing w:after="20" w:before="20" w:line="300" w:lineRule="auto"/>
+            </w:pPr>
+            <w:r/>
+            <w:r>
+              <w:rPr>
+                <w:rFonts w:ascii="Times New Roman" w:hAnsi="Times New Roman" w:eastAsia="宋体"/>
+                <w:b w:val="0"/>
+                <w:sz w:val="19"/>
+              </w:rPr>
+              <w:t>叶绿体一共造了多少有机物</w:t>
+            </w:r>
+          </w:p>
+        </w:tc>
+        <w:tc>
+          <w:tcPr>
+            <w:tcW w:type="dxa" w:w="1928"/>
+            <w:shd w:val="clear" w:color="auto" w:fill="F2F7F4"/>
+          </w:tcPr>
+          <w:p>
+            <w:pPr>
+              <w:spacing w:after="20" w:before="20" w:line="300" w:lineRule="auto"/>
+            </w:pPr>
+            <w:r/>
+            <w:r>
+              <w:rPr>
+                <w:rFonts w:ascii="Times New Roman" w:hAnsi="Times New Roman" w:eastAsia="宋体"/>
+                <w:b w:val="0"/>
+                <w:sz w:val="19"/>
+              </w:rPr>
+              <w:t>不能，永远是算出来的</w:t>
+            </w:r>
+          </w:p>
+        </w:tc>
+      </w:tr>
+      <w:tr>
+        <w:trPr>
+          <w:cantSplit/>
+        </w:trPr>
+        <w:tc>
+          <w:tcPr>
+            <w:tcW w:type="dxa" w:w="1247"/>
+          </w:tcPr>
+          <w:p>
+            <w:pPr>
+              <w:spacing w:after="20" w:before="20" w:line="300" w:lineRule="auto"/>
+            </w:pPr>
+            <w:r/>
+            <w:r>
+              <w:rPr>
+                <w:rFonts w:ascii="Times New Roman" w:hAnsi="Times New Roman" w:eastAsia="宋体"/>
+                <w:b w:val="0"/>
+                <w:sz w:val="19"/>
+              </w:rPr>
+              <w:t>呼吸</w:t>
+            </w:r>
+          </w:p>
+        </w:tc>
+        <w:tc>
+          <w:tcPr>
+            <w:tcW w:type="dxa" w:w="2381"/>
+          </w:tcPr>
+          <w:p>
+            <w:pPr>
+              <w:spacing w:after="20" w:before="20" w:line="300" w:lineRule="auto"/>
+            </w:pPr>
+            <w:r/>
+            <w:r>
+              <w:rPr>
+                <w:rFonts w:ascii="Times New Roman" w:hAnsi="Times New Roman" w:eastAsia="宋体"/>
+                <w:b w:val="0"/>
+                <w:sz w:val="19"/>
+              </w:rPr>
+              <w:t>琥珀色水平虚线</w:t>
+            </w:r>
+          </w:p>
+        </w:tc>
+        <w:tc>
+          <w:tcPr>
+            <w:tcW w:type="dxa" w:w="3402"/>
+          </w:tcPr>
+          <w:p>
+            <w:pPr>
+              <w:spacing w:after="20" w:before="20" w:line="300" w:lineRule="auto"/>
+            </w:pPr>
+            <w:r/>
+            <w:r>
+              <w:rPr>
+                <w:rFonts w:ascii="Times New Roman" w:hAnsi="Times New Roman" w:eastAsia="宋体"/>
+                <w:b w:val="0"/>
+                <w:sz w:val="19"/>
+              </w:rPr>
+              <w:t>植物一共烧了多少有机物</w:t>
+            </w:r>
+          </w:p>
+        </w:tc>
+        <w:tc>
+          <w:tcPr>
+            <w:tcW w:type="dxa" w:w="1928"/>
+          </w:tcPr>
+          <w:p>
+            <w:pPr>
+              <w:spacing w:after="20" w:before="20" w:line="300" w:lineRule="auto"/>
+            </w:pPr>
+            <w:r/>
+            <w:r>
+              <w:rPr>
+                <w:rFonts w:ascii="Times New Roman" w:hAnsi="Times New Roman" w:eastAsia="宋体"/>
+                <w:b w:val="0"/>
+                <w:sz w:val="19"/>
+              </w:rPr>
+              <w:t>能，暗处测一次即可</w:t>
+            </w:r>
+          </w:p>
+        </w:tc>
+      </w:tr>
+      <w:tr>
+        <w:trPr>
+          <w:cantSplit/>
+        </w:trPr>
+        <w:tc>
+          <w:tcPr>
+            <w:tcW w:type="dxa" w:w="1247"/>
+            <w:shd w:val="clear" w:color="auto" w:fill="F2F7F4"/>
+          </w:tcPr>
+          <w:p>
+            <w:pPr>
+              <w:spacing w:after="20" w:before="20" w:line="300" w:lineRule="auto"/>
+            </w:pPr>
+            <w:r/>
+            <w:r>
+              <w:rPr>
+                <w:rFonts w:ascii="Times New Roman" w:hAnsi="Times New Roman" w:eastAsia="宋体"/>
+                <w:b w:val="0"/>
+                <w:sz w:val="19"/>
+              </w:rPr>
+              <w:t>温度对照</w:t>
+            </w:r>
+          </w:p>
+        </w:tc>
+        <w:tc>
+          <w:tcPr>
+            <w:tcW w:type="dxa" w:w="2381"/>
+            <w:shd w:val="clear" w:color="auto" w:fill="F2F7F4"/>
+          </w:tcPr>
+          <w:p>
+            <w:pPr>
+              <w:spacing w:after="20" w:before="20" w:line="300" w:lineRule="auto"/>
+            </w:pPr>
+            <w:r/>
+            <w:r>
+              <w:rPr>
+                <w:rFonts w:ascii="Times New Roman" w:hAnsi="Times New Roman" w:eastAsia="宋体"/>
+                <w:b w:val="0"/>
+                <w:sz w:val="19"/>
+              </w:rPr>
+              <w:t>浅蓝细虚线 + 15℃ / 35℃</w:t>
+            </w:r>
+          </w:p>
+        </w:tc>
+        <w:tc>
+          <w:tcPr>
+            <w:tcW w:type="dxa" w:w="3402"/>
+            <w:shd w:val="clear" w:color="auto" w:fill="F2F7F4"/>
+          </w:tcPr>
+          <w:p>
+            <w:pPr>
+              <w:spacing w:after="20" w:before="20" w:line="300" w:lineRule="auto"/>
+            </w:pPr>
+            <w:r/>
+            <w:r>
+              <w:rPr>
+                <w:rFonts w:ascii="Times New Roman" w:hAnsi="Times New Roman" w:eastAsia="宋体"/>
+                <w:b w:val="0"/>
+                <w:sz w:val="19"/>
+              </w:rPr>
+              <w:t>同一株植物在别的温度下的曲线</w:t>
+            </w:r>
+          </w:p>
+        </w:tc>
+        <w:tc>
+          <w:tcPr>
+            <w:tcW w:type="dxa" w:w="1928"/>
+            <w:shd w:val="clear" w:color="auto" w:fill="F2F7F4"/>
+          </w:tcPr>
+          <w:p>
+            <w:pPr>
+              <w:spacing w:after="20" w:before="20" w:line="300" w:lineRule="auto"/>
+            </w:pPr>
+            <w:r/>
+            <w:r>
+              <w:rPr>
+                <w:rFonts w:ascii="Times New Roman" w:hAnsi="Times New Roman" w:eastAsia="宋体"/>
+                <w:b w:val="0"/>
+                <w:sz w:val="19"/>
+              </w:rPr>
+              <w:t>——</w:t>
+            </w:r>
+          </w:p>
+        </w:tc>
+      </w:tr>
+    </w:tbl>
+    <w:p>
+      <w:pPr>
+        <w:spacing w:after="40" w:line="240" w:lineRule="auto"/>
+      </w:pPr>
+    </w:p>
+    <w:p>
+      <w:pPr>
+        <w:spacing w:after="80" w:before="0" w:line="360" w:lineRule="auto"/>
+        <w:ind w:firstLine="420"/>
+      </w:pPr>
+      <w:r>
+        <w:rPr>
+          <w:rFonts w:ascii="Times New Roman" w:hAnsi="Times New Roman" w:eastAsia="宋体"/>
+          <w:b w:val="0"/>
+          <w:sz w:val="20"/>
+        </w:rPr>
+        <w:t>三者的关系只有一条：</w:t>
+      </w:r>
+      <w:r>
+        <w:rPr>
+          <w:rFonts w:ascii="Times New Roman" w:hAnsi="Times New Roman" w:eastAsia="宋体"/>
+          <w:b/>
+          <w:sz w:val="20"/>
+        </w:rPr>
+        <w:t>净光合 = 总光合 − 呼吸</w:t>
+      </w:r>
+      <w:r>
+        <w:rPr>
+          <w:rFonts w:ascii="Times New Roman" w:hAnsi="Times New Roman" w:eastAsia="宋体"/>
+          <w:b w:val="0"/>
+          <w:sz w:val="20"/>
+        </w:rPr>
+        <w:t>。所以绿色虚线与蓝色实线的垂直间距，处处等于琥珀色水平线的高度。</w:t>
+      </w:r>
+    </w:p>
+    <w:p>
+      <w:pPr>
+        <w:keepNext/>
+        <w:spacing w:before="200" w:after="80"/>
+      </w:pPr>
+      <w:r>
+        <w:rPr>
+          <w:rFonts w:ascii="Times New Roman" w:hAnsi="Times New Roman" w:eastAsia="黑体"/>
+          <w:b/>
+          <w:sz w:val="23"/>
+        </w:rPr>
+        <w:t>F.3　图上一处必须讲清的地方：呼吸是水平的</w:t>
+      </w:r>
+    </w:p>
+    <w:p>
+      <w:pPr>
+        <w:spacing w:after="80" w:before="0" w:line="360" w:lineRule="auto"/>
+        <w:ind w:firstLine="420"/>
+      </w:pPr>
+      <w:r>
+        <w:rPr>
+          <w:rFonts w:ascii="Times New Roman" w:hAnsi="Times New Roman" w:eastAsia="宋体"/>
+          <w:b w:val="0"/>
+          <w:sz w:val="20"/>
+        </w:rPr>
+        <w:t>呼吸速率只由温度决定，与光强无关，所以在这张"速率—光强"图上它是</w:t>
+      </w:r>
+      <w:r>
+        <w:rPr>
+          <w:rFonts w:ascii="Times New Roman" w:hAnsi="Times New Roman" w:eastAsia="宋体"/>
+          <w:b/>
+          <w:sz w:val="20"/>
+        </w:rPr>
+        <w:t>一条水平线</w:t>
+      </w:r>
+      <w:r>
+        <w:rPr>
+          <w:rFonts w:ascii="Times New Roman" w:hAnsi="Times New Roman" w:eastAsia="宋体"/>
+          <w:b w:val="0"/>
+          <w:sz w:val="20"/>
+        </w:rPr>
+        <w:t>。课件里已经把这条线画出来并标注「呼吸 2.1（只随温度变）」，同时</w:t>
+      </w:r>
+      <w:r>
+        <w:rPr>
+          <w:rFonts w:ascii="Times New Roman" w:hAnsi="Times New Roman" w:eastAsia="宋体"/>
+          <w:b/>
+          <w:sz w:val="20"/>
+        </w:rPr>
+        <w:t>取消</w:t>
+      </w:r>
+      <w:r>
+        <w:rPr>
+          <w:rFonts w:ascii="Times New Roman" w:hAnsi="Times New Roman" w:eastAsia="宋体"/>
+          <w:b w:val="0"/>
+          <w:sz w:val="20"/>
+        </w:rPr>
+        <w:t>了早期只在当前光强处画的"两曲线间距"标注——那个标注会跟着光强一路往上跑，极易被读成"呼吸随光强增加而增加"。如果学生手里有旧版截图，可以顺势把这件事当成本课最好的一个教学点：</w:t>
+      </w:r>
+      <w:r>
+        <w:rPr>
+          <w:rFonts w:ascii="Times New Roman" w:hAnsi="Times New Roman" w:eastAsia="宋体"/>
+          <w:b/>
+          <w:sz w:val="20"/>
+        </w:rPr>
+        <w:t>用模型去检验图形</w:t>
+      </w:r>
+      <w:r>
+        <w:rPr>
+          <w:rFonts w:ascii="Times New Roman" w:hAnsi="Times New Roman" w:eastAsia="宋体"/>
+          <w:b w:val="0"/>
+          <w:sz w:val="20"/>
+        </w:rPr>
+        <w:t>，而不是背图形。</w:t>
+      </w:r>
+    </w:p>
+    <w:p>
+      <w:pPr>
+        <w:spacing w:after="80" w:before="0" w:line="360" w:lineRule="auto"/>
+        <w:ind w:firstLine="420"/>
+      </w:pPr>
+      <w:r>
+        <w:rPr>
+          <w:rFonts w:ascii="Times New Roman" w:hAnsi="Times New Roman" w:eastAsia="宋体"/>
+          <w:b w:val="0"/>
+          <w:sz w:val="20"/>
+        </w:rPr>
+        <w:t>两个可以直接抛给学生的追问：</w:t>
+      </w:r>
+    </w:p>
+    <w:p>
+      <w:pPr>
+        <w:spacing w:after="80" w:before="0" w:line="360" w:lineRule="auto"/>
+        <w:ind w:firstLine="0"/>
+      </w:pPr>
+      <w:r>
+        <w:rPr>
+          <w:rFonts w:ascii="Times New Roman" w:hAnsi="Times New Roman" w:eastAsia="宋体"/>
+          <w:b w:val="0"/>
+          <w:sz w:val="20"/>
+        </w:rPr>
+        <w:t>① "这条线为什么是平的？"——答对即掌握本节核心：呼吸只看温度。</w:t>
+      </w:r>
+    </w:p>
+    <w:p>
+      <w:pPr>
+        <w:spacing w:after="80" w:before="0" w:line="360" w:lineRule="auto"/>
+        <w:ind w:firstLine="0"/>
+      </w:pPr>
+      <w:r>
+        <w:rPr>
+          <w:rFonts w:ascii="Times New Roman" w:hAnsi="Times New Roman" w:eastAsia="宋体"/>
+          <w:b w:val="0"/>
+          <w:sz w:val="20"/>
+        </w:rPr>
+        <w:t>② "那它为什么在左边跑到绿色虚线上面去了？"——因为光很弱时总光合还不到 2.1，呼吸照旧扣 2.1，所以净值是负的。这是"负号不等于没有光合"最直接的图形证据。</w:t>
+      </w:r>
+    </w:p>
+    <w:p>
+      <w:pPr>
+        <w:keepNext/>
+        <w:spacing w:before="200" w:after="80"/>
+      </w:pPr>
+      <w:r>
+        <w:rPr>
+          <w:rFonts w:ascii="Times New Roman" w:hAnsi="Times New Roman" w:eastAsia="黑体"/>
+          <w:b/>
+          <w:sz w:val="23"/>
+        </w:rPr>
+        <w:t>F.4　随光强增加的四个段落</w:t>
+      </w:r>
+    </w:p>
+    <w:tbl>
+      <w:tblPr>
+        <w:tblStyle w:val="TableGrid"/>
+        <w:tblW w:type="auto" w:w="0"/>
+        <w:jc w:val="center"/>
+        <w:tblLayout w:type="fixed"/>
+        <w:tblLook w:firstColumn="1" w:firstRow="1" w:lastColumn="0" w:lastRow="0" w:noHBand="0" w:noVBand="1" w:val="04A0"/>
+        <w:tblLayout w:type="fixed"/>
+        <w:tblW w:type="dxa" w:w="10092"/>
+      </w:tblPr>
+      <w:tblGrid>
+        <w:gridCol w:w="907"/>
+        <w:gridCol w:w="2494"/>
+        <w:gridCol w:w="2608"/>
+        <w:gridCol w:w="4082"/>
+      </w:tblGrid>
+      <w:tr>
+        <w:trPr>
+          <w:tblHeader w:val="true"/>
+          <w:cantSplit/>
+        </w:trPr>
+        <w:tc>
+          <w:tcPr>
+            <w:tcW w:type="dxa" w:w="907"/>
+            <w:shd w:val="clear" w:color="auto" w:fill="1F6E52"/>
+          </w:tcPr>
+          <w:p>
+            <w:pPr>
+              <w:spacing w:after="20" w:before="20" w:line="300" w:lineRule="auto"/>
+              <w:jc w:val="center"/>
+            </w:pPr>
+            <w:r/>
+            <w:r>
+              <w:rPr>
+                <w:rFonts w:ascii="Times New Roman" w:hAnsi="Times New Roman" w:eastAsia="宋体"/>
+                <w:b/>
+                <w:color w:val="FFFFFF"/>
+                <w:sz w:val="19"/>
+              </w:rPr>
+              <w:t>段落</w:t>
+            </w:r>
+          </w:p>
+        </w:tc>
+        <w:tc>
+          <w:tcPr>
+            <w:tcW w:type="dxa" w:w="2494"/>
+            <w:shd w:val="clear" w:color="auto" w:fill="1F6E52"/>
+          </w:tcPr>
+          <w:p>
+            <w:pPr>
+              <w:spacing w:after="20" w:before="20" w:line="300" w:lineRule="auto"/>
+              <w:jc w:val="center"/>
+            </w:pPr>
+            <w:r/>
+            <w:r>
+              <w:rPr>
+                <w:rFonts w:ascii="Times New Roman" w:hAnsi="Times New Roman" w:eastAsia="宋体"/>
+                <w:b/>
+                <w:color w:val="FFFFFF"/>
+                <w:sz w:val="19"/>
+              </w:rPr>
+              <w:t>光强范围</w:t>
+            </w:r>
+          </w:p>
+        </w:tc>
+        <w:tc>
+          <w:tcPr>
+            <w:tcW w:type="dxa" w:w="2608"/>
+            <w:shd w:val="clear" w:color="auto" w:fill="1F6E52"/>
+          </w:tcPr>
+          <w:p>
+            <w:pPr>
+              <w:spacing w:after="20" w:before="20" w:line="300" w:lineRule="auto"/>
+              <w:jc w:val="center"/>
+            </w:pPr>
+            <w:r/>
+            <w:r>
+              <w:rPr>
+                <w:rFonts w:ascii="Times New Roman" w:hAnsi="Times New Roman" w:eastAsia="宋体"/>
+                <w:b/>
+                <w:color w:val="FFFFFF"/>
+                <w:sz w:val="19"/>
+              </w:rPr>
+              <w:t>净光合</w:t>
+            </w:r>
+          </w:p>
+        </w:tc>
+        <w:tc>
+          <w:tcPr>
+            <w:tcW w:type="dxa" w:w="4082"/>
+            <w:shd w:val="clear" w:color="auto" w:fill="1F6E52"/>
+          </w:tcPr>
+          <w:p>
+            <w:pPr>
+              <w:spacing w:after="20" w:before="20" w:line="300" w:lineRule="auto"/>
+              <w:jc w:val="center"/>
+            </w:pPr>
+            <w:r/>
+            <w:r>
+              <w:rPr>
+                <w:rFonts w:ascii="Times New Roman" w:hAnsi="Times New Roman" w:eastAsia="宋体"/>
+                <w:b/>
+                <w:color w:val="FFFFFF"/>
+                <w:sz w:val="19"/>
+              </w:rPr>
+              <w:t>读法</w:t>
+            </w:r>
+          </w:p>
+        </w:tc>
+      </w:tr>
+      <w:tr>
+        <w:trPr>
+          <w:cantSplit/>
+        </w:trPr>
+        <w:tc>
+          <w:tcPr>
+            <w:tcW w:type="dxa" w:w="907"/>
+          </w:tcPr>
+          <w:p>
+            <w:pPr>
+              <w:spacing w:after="20" w:before="20" w:line="300" w:lineRule="auto"/>
+            </w:pPr>
+            <w:r/>
+            <w:r>
+              <w:rPr>
+                <w:rFonts w:ascii="Times New Roman" w:hAnsi="Times New Roman" w:eastAsia="宋体"/>
+                <w:b w:val="0"/>
+                <w:sz w:val="19"/>
+              </w:rPr>
+              <w:t>一</w:t>
+            </w:r>
+          </w:p>
+        </w:tc>
+        <w:tc>
+          <w:tcPr>
+            <w:tcW w:type="dxa" w:w="2494"/>
+          </w:tcPr>
+          <w:p>
+            <w:pPr>
+              <w:spacing w:after="20" w:before="20" w:line="300" w:lineRule="auto"/>
+            </w:pPr>
+            <w:r/>
+            <w:r>
+              <w:rPr>
+                <w:rFonts w:ascii="Times New Roman" w:hAnsi="Times New Roman" w:eastAsia="宋体"/>
+                <w:b w:val="0"/>
+                <w:sz w:val="19"/>
+              </w:rPr>
+              <w:t>0 → 约 40</w:t>
+            </w:r>
+          </w:p>
+        </w:tc>
+        <w:tc>
+          <w:tcPr>
+            <w:tcW w:type="dxa" w:w="2608"/>
+          </w:tcPr>
+          <w:p>
+            <w:pPr>
+              <w:spacing w:after="20" w:before="20" w:line="300" w:lineRule="auto"/>
+            </w:pPr>
+            <w:r/>
+            <w:r>
+              <w:rPr>
+                <w:rFonts w:ascii="Times New Roman" w:hAnsi="Times New Roman" w:eastAsia="宋体"/>
+                <w:b w:val="0"/>
+                <w:sz w:val="19"/>
+              </w:rPr>
+              <w:t>负值，箱内 CO₂ 上升</w:t>
+            </w:r>
+          </w:p>
+        </w:tc>
+        <w:tc>
+          <w:tcPr>
+            <w:tcW w:type="dxa" w:w="4082"/>
+          </w:tcPr>
+          <w:p>
+            <w:pPr>
+              <w:spacing w:after="20" w:before="20" w:line="300" w:lineRule="auto"/>
+            </w:pPr>
+            <w:r/>
+            <w:r>
+              <w:rPr>
+                <w:rFonts w:ascii="Times New Roman" w:hAnsi="Times New Roman" w:eastAsia="宋体"/>
+                <w:b w:val="0"/>
+                <w:sz w:val="19"/>
+              </w:rPr>
+              <w:t>只花钱不挣钱；总光合从 0 起步，呼吸照旧</w:t>
+            </w:r>
+          </w:p>
+        </w:tc>
+      </w:tr>
+      <w:tr>
+        <w:trPr>
+          <w:cantSplit/>
+        </w:trPr>
+        <w:tc>
+          <w:tcPr>
+            <w:tcW w:type="dxa" w:w="907"/>
+            <w:shd w:val="clear" w:color="auto" w:fill="F2F7F4"/>
+          </w:tcPr>
+          <w:p>
+            <w:pPr>
+              <w:spacing w:after="20" w:before="20" w:line="300" w:lineRule="auto"/>
+            </w:pPr>
+            <w:r/>
+            <w:r>
+              <w:rPr>
+                <w:rFonts w:ascii="Times New Roman" w:hAnsi="Times New Roman" w:eastAsia="宋体"/>
+                <w:b w:val="0"/>
+                <w:sz w:val="19"/>
+              </w:rPr>
+              <w:t>二</w:t>
+            </w:r>
+          </w:p>
+        </w:tc>
+        <w:tc>
+          <w:tcPr>
+            <w:tcW w:type="dxa" w:w="2494"/>
+            <w:shd w:val="clear" w:color="auto" w:fill="F2F7F4"/>
+          </w:tcPr>
+          <w:p>
+            <w:pPr>
+              <w:spacing w:after="20" w:before="20" w:line="300" w:lineRule="auto"/>
+            </w:pPr>
+            <w:r/>
+            <w:r>
+              <w:rPr>
+                <w:rFonts w:ascii="Times New Roman" w:hAnsi="Times New Roman" w:eastAsia="宋体"/>
+                <w:b w:val="0"/>
+                <w:sz w:val="19"/>
+              </w:rPr>
+              <w:t>≈ 43（补偿点）</w:t>
+            </w:r>
+          </w:p>
+        </w:tc>
+        <w:tc>
+          <w:tcPr>
+            <w:tcW w:type="dxa" w:w="2608"/>
+            <w:shd w:val="clear" w:color="auto" w:fill="F2F7F4"/>
+          </w:tcPr>
+          <w:p>
+            <w:pPr>
+              <w:spacing w:after="20" w:before="20" w:line="300" w:lineRule="auto"/>
+            </w:pPr>
+            <w:r/>
+            <w:r>
+              <w:rPr>
+                <w:rFonts w:ascii="Times New Roman" w:hAnsi="Times New Roman" w:eastAsia="宋体"/>
+                <w:b w:val="0"/>
+                <w:sz w:val="19"/>
+              </w:rPr>
+              <w:t>恰好为 0</w:t>
+            </w:r>
+          </w:p>
+        </w:tc>
+        <w:tc>
+          <w:tcPr>
+            <w:tcW w:type="dxa" w:w="4082"/>
+            <w:shd w:val="clear" w:color="auto" w:fill="F2F7F4"/>
+          </w:tcPr>
+          <w:p>
+            <w:pPr>
+              <w:spacing w:after="20" w:before="20" w:line="300" w:lineRule="auto"/>
+            </w:pPr>
+            <w:r/>
+            <w:r>
+              <w:rPr>
+                <w:rFonts w:ascii="Times New Roman" w:hAnsi="Times New Roman" w:eastAsia="宋体"/>
+                <w:b w:val="0"/>
+                <w:sz w:val="19"/>
+              </w:rPr>
+              <w:t>两笔账扯平，读数不动 ≠ 生理停止</w:t>
+            </w:r>
+          </w:p>
+        </w:tc>
+      </w:tr>
+      <w:tr>
+        <w:trPr>
+          <w:cantSplit/>
+        </w:trPr>
+        <w:tc>
+          <w:tcPr>
+            <w:tcW w:type="dxa" w:w="907"/>
+          </w:tcPr>
+          <w:p>
+            <w:pPr>
+              <w:spacing w:after="20" w:before="20" w:line="300" w:lineRule="auto"/>
+            </w:pPr>
+            <w:r/>
+            <w:r>
+              <w:rPr>
+                <w:rFonts w:ascii="Times New Roman" w:hAnsi="Times New Roman" w:eastAsia="宋体"/>
+                <w:b w:val="0"/>
+                <w:sz w:val="19"/>
+              </w:rPr>
+              <w:t>三</w:t>
+            </w:r>
+          </w:p>
+        </w:tc>
+        <w:tc>
+          <w:tcPr>
+            <w:tcW w:type="dxa" w:w="2494"/>
+          </w:tcPr>
+          <w:p>
+            <w:pPr>
+              <w:spacing w:after="20" w:before="20" w:line="300" w:lineRule="auto"/>
+            </w:pPr>
+            <w:r/>
+            <w:r>
+              <w:rPr>
+                <w:rFonts w:ascii="Times New Roman" w:hAnsi="Times New Roman" w:eastAsia="宋体"/>
+                <w:b w:val="0"/>
+                <w:sz w:val="19"/>
+              </w:rPr>
+              <w:t>43 → 约 1270</w:t>
+            </w:r>
+          </w:p>
+        </w:tc>
+        <w:tc>
+          <w:tcPr>
+            <w:tcW w:type="dxa" w:w="2608"/>
+          </w:tcPr>
+          <w:p>
+            <w:pPr>
+              <w:spacing w:after="20" w:before="20" w:line="300" w:lineRule="auto"/>
+            </w:pPr>
+            <w:r/>
+            <w:r>
+              <w:rPr>
+                <w:rFonts w:ascii="Times New Roman" w:hAnsi="Times New Roman" w:eastAsia="宋体"/>
+                <w:b w:val="0"/>
+                <w:sz w:val="19"/>
+              </w:rPr>
+              <w:t>快速上升后转缓</w:t>
+            </w:r>
+          </w:p>
+        </w:tc>
+        <w:tc>
+          <w:tcPr>
+            <w:tcW w:type="dxa" w:w="4082"/>
+          </w:tcPr>
+          <w:p>
+            <w:pPr>
+              <w:spacing w:after="20" w:before="20" w:line="300" w:lineRule="auto"/>
+            </w:pPr>
+            <w:r/>
+            <w:r>
+              <w:rPr>
+                <w:rFonts w:ascii="Times New Roman" w:hAnsi="Times New Roman" w:eastAsia="宋体"/>
+                <w:b w:val="0"/>
+                <w:sz w:val="19"/>
+              </w:rPr>
+              <w:t>限制因素是光，加光最划算</w:t>
+            </w:r>
+          </w:p>
+        </w:tc>
+      </w:tr>
+      <w:tr>
+        <w:trPr>
+          <w:cantSplit/>
+        </w:trPr>
+        <w:tc>
+          <w:tcPr>
+            <w:tcW w:type="dxa" w:w="907"/>
+            <w:shd w:val="clear" w:color="auto" w:fill="F2F7F4"/>
+          </w:tcPr>
+          <w:p>
+            <w:pPr>
+              <w:spacing w:after="20" w:before="20" w:line="300" w:lineRule="auto"/>
+            </w:pPr>
+            <w:r/>
+            <w:r>
+              <w:rPr>
+                <w:rFonts w:ascii="Times New Roman" w:hAnsi="Times New Roman" w:eastAsia="宋体"/>
+                <w:b w:val="0"/>
+                <w:sz w:val="19"/>
+              </w:rPr>
+              <w:t>四</w:t>
+            </w:r>
+          </w:p>
+        </w:tc>
+        <w:tc>
+          <w:tcPr>
+            <w:tcW w:type="dxa" w:w="2494"/>
+            <w:shd w:val="clear" w:color="auto" w:fill="F2F7F4"/>
+          </w:tcPr>
+          <w:p>
+            <w:pPr>
+              <w:spacing w:after="20" w:before="20" w:line="300" w:lineRule="auto"/>
+            </w:pPr>
+            <w:r/>
+            <w:r>
+              <w:rPr>
+                <w:rFonts w:ascii="Times New Roman" w:hAnsi="Times New Roman" w:eastAsia="宋体"/>
+                <w:b w:val="0"/>
+                <w:sz w:val="19"/>
+              </w:rPr>
+              <w:t>≳ 1270（饱和点）</w:t>
+            </w:r>
+          </w:p>
+        </w:tc>
+        <w:tc>
+          <w:tcPr>
+            <w:tcW w:type="dxa" w:w="2608"/>
+            <w:shd w:val="clear" w:color="auto" w:fill="F2F7F4"/>
+          </w:tcPr>
+          <w:p>
+            <w:pPr>
+              <w:spacing w:after="20" w:before="20" w:line="300" w:lineRule="auto"/>
+            </w:pPr>
+            <w:r/>
+            <w:r>
+              <w:rPr>
+                <w:rFonts w:ascii="Times New Roman" w:hAnsi="Times New Roman" w:eastAsia="宋体"/>
+                <w:b w:val="0"/>
+                <w:sz w:val="19"/>
+              </w:rPr>
+              <w:t>几乎水平</w:t>
+            </w:r>
+          </w:p>
+        </w:tc>
+        <w:tc>
+          <w:tcPr>
+            <w:tcW w:type="dxa" w:w="4082"/>
+            <w:shd w:val="clear" w:color="auto" w:fill="F2F7F4"/>
+          </w:tcPr>
+          <w:p>
+            <w:pPr>
+              <w:spacing w:after="20" w:before="20" w:line="300" w:lineRule="auto"/>
+            </w:pPr>
+            <w:r/>
+            <w:r>
+              <w:rPr>
+                <w:rFonts w:ascii="Times New Roman" w:hAnsi="Times New Roman" w:eastAsia="宋体"/>
+                <w:b w:val="0"/>
+                <w:sz w:val="19"/>
+              </w:rPr>
+              <w:t>限制因素换成酶和 CO₂；呼吸仍照常扣</w:t>
+            </w:r>
+          </w:p>
+        </w:tc>
+      </w:tr>
+    </w:tbl>
+    <w:p>
+      <w:pPr>
+        <w:spacing w:after="40" w:line="240" w:lineRule="auto"/>
+      </w:pPr>
+    </w:p>
+    <w:p>
+      <w:pPr>
+        <w:spacing w:after="80" w:before="0" w:line="360" w:lineRule="auto"/>
+        <w:ind w:firstLine="420"/>
+      </w:pPr>
+      <w:r>
+        <w:rPr>
+          <w:rFonts w:ascii="Times New Roman" w:hAnsi="Times New Roman" w:eastAsia="宋体"/>
+          <w:b w:val="0"/>
+          <w:sz w:val="20"/>
+        </w:rPr>
+        <w:t>温度一变，最上边那条水平线整条上下移动，补偿点随之左右移动——补偿点由呼吸决定，呼吸由温度决定。这是 Q9 要落的结论，也是学生最容易背反的一条。</w:t>
       </w:r>
     </w:p>
     <w:p/>
